--- a/eng/docx/022.content.docx
+++ b/eng/docx/022.content.docx
@@ -211,18 +211,12 @@
         </w:rPr>
         <w:t xml:space="preserve">About 1200 to 1500 years before the birth of Jesus, when God called Moses to lead the </w:t>
       </w:r>
-      <w:hyperlink r:id="rId13">
-        <w:r>
-          <w:rPr>
-            <w:lang w:val="en_US" w:bidi="en_US"/>
-          </w:rPr>
-          <w:rPr>
-            <w:color w:val="0000EE"/>
-            <w:u w:val="single"/>
-          </w:rPr>
-          <w:t>Israelites</w:t>
-        </w:r>
-      </w:hyperlink>
+      <w:r>
+        <w:rPr>
+          <w:lang w:val="en_US" w:bidi="en_US"/>
+        </w:rPr>
+        <w:t>Israelites</w:t>
+      </w:r>
       <w:r>
         <w:rPr>
           <w:lang w:val="en_US" w:bidi="en_US"/>
@@ -256,18 +250,12 @@
         </w:rPr>
         <w:t xml:space="preserve">There are other names for God in the Bible, like "the most high God," or "the God of the heavenly armies," but when people hear this name of God, Yahweh, they think especially of the </w:t>
       </w:r>
-      <w:hyperlink r:id="rId14">
-        <w:r>
-          <w:rPr>
-            <w:lang w:val="en_US" w:bidi="en_US"/>
-          </w:rPr>
-          <w:rPr>
-            <w:color w:val="0000EE"/>
-            <w:u w:val="single"/>
-          </w:rPr>
-          <w:t>covenant</w:t>
-        </w:r>
-      </w:hyperlink>
+      <w:r>
+        <w:rPr>
+          <w:lang w:val="en_US" w:bidi="en_US"/>
+        </w:rPr>
+        <w:t>covenant</w:t>
+      </w:r>
       <w:r>
         <w:rPr>
           <w:lang w:val="en_US" w:bidi="en_US"/>
@@ -288,54 +276,36 @@
         </w:rPr>
         <w:t xml:space="preserve">The </w:t>
       </w:r>
-      <w:hyperlink r:id="rId15">
-        <w:r>
-          <w:rPr>
-            <w:lang w:val="en_US" w:bidi="en_US"/>
-          </w:rPr>
-          <w:rPr>
-            <w:color w:val="0000EE"/>
-            <w:u w:val="single"/>
-          </w:rPr>
-          <w:t>Jews</w:t>
-        </w:r>
-      </w:hyperlink>
+      <w:r>
+        <w:rPr>
+          <w:lang w:val="en_US" w:bidi="en_US"/>
+        </w:rPr>
+        <w:t>Jews</w:t>
+      </w:r>
       <w:r>
         <w:rPr>
           <w:lang w:val="en_US" w:bidi="en_US"/>
         </w:rPr>
         <w:t xml:space="preserve"> were very careful with pronouncing this name of God. God was </w:t>
       </w:r>
-      <w:hyperlink r:id="rId16">
-        <w:r>
-          <w:rPr>
-            <w:lang w:val="en_US" w:bidi="en_US"/>
-          </w:rPr>
-          <w:rPr>
-            <w:color w:val="0000EE"/>
-            <w:u w:val="single"/>
-          </w:rPr>
-          <w:t>holy</w:t>
-        </w:r>
-      </w:hyperlink>
+      <w:r>
+        <w:rPr>
+          <w:lang w:val="en_US" w:bidi="en_US"/>
+        </w:rPr>
+        <w:t>holy</w:t>
+      </w:r>
       <w:r>
         <w:rPr>
           <w:lang w:val="en_US" w:bidi="en_US"/>
         </w:rPr>
         <w:t xml:space="preserve">, and therefore his name was holy. They did not want to offend God by using his name casually. Over time, the Jewish people used God's name less and less because they were afraid to offend God. Therefore, when the Jews were reading from their Scriptures, the books of the Bible that we now call the Old Testament, they did not pronounce the word Yahweh. Instead, every time that they saw the word Yahweh, they spoke a word that means master, or </w:t>
       </w:r>
-      <w:hyperlink r:id="rId17">
-        <w:r>
-          <w:rPr>
-            <w:lang w:val="en_US" w:bidi="en_US"/>
-          </w:rPr>
-          <w:rPr>
-            <w:color w:val="0000EE"/>
-            <w:u w:val="single"/>
-          </w:rPr>
-          <w:t>lord</w:t>
-        </w:r>
-      </w:hyperlink>
+      <w:r>
+        <w:rPr>
+          <w:lang w:val="en_US" w:bidi="en_US"/>
+        </w:rPr>
+        <w:t>lord</w:t>
+      </w:r>
       <w:r>
         <w:rPr>
           <w:lang w:val="en_US" w:bidi="en_US"/>
@@ -529,7 +499,7 @@
           <w:lang w:val="en_US" w:bidi="en_US"/>
         </w:rPr>
       </w:r>
-      <w:hyperlink r:id="rId18">
+      <w:hyperlink r:id="rId13">
         <w:r>
           <w:rPr>
             <w:lang w:val="en_US" w:bidi="en_US"/>
@@ -724,7 +694,7 @@
           <w:lang w:val="en_US" w:bidi="en_US"/>
         </w:rPr>
       </w:r>
-      <w:hyperlink r:id="rId19">
+      <w:hyperlink r:id="rId14">
         <w:r>
           <w:rPr>
             <w:lang w:val="en_US" w:bidi="en_US"/>
@@ -831,18 +801,12 @@
         </w:rPr>
         <w:t xml:space="preserve">People can also force a person to carry a yoke if the person is a </w:t>
       </w:r>
-      <w:hyperlink r:id="rId20">
-        <w:r>
-          <w:rPr>
-            <w:lang w:val="en_US" w:bidi="en_US"/>
-          </w:rPr>
-          <w:rPr>
-            <w:color w:val="0000EE"/>
-            <w:u w:val="single"/>
-          </w:rPr>
-          <w:t>slave</w:t>
-        </w:r>
-      </w:hyperlink>
+      <w:r>
+        <w:rPr>
+          <w:lang w:val="en_US" w:bidi="en_US"/>
+        </w:rPr>
+        <w:t>slave</w:t>
+      </w:r>
       <w:r>
         <w:rPr>
           <w:lang w:val="en_US" w:bidi="en_US"/>
@@ -907,7 +871,7 @@
           <w:lang w:val="en_US" w:bidi="en_US"/>
         </w:rPr>
       </w:r>
-      <w:hyperlink r:id="rId21">
+      <w:hyperlink r:id="rId15">
         <w:r>
           <w:rPr>
             <w:lang w:val="en_US" w:bidi="en_US"/>

--- a/eng/docx/022.content.docx
+++ b/eng/docx/022.content.docx
@@ -127,7 +127,7 @@
         <w:rPr>
           <w:lang w:val="en_US" w:bidi="en_US"/>
         </w:rPr>
-        <w:t>Y</w:t>
+        <w:t>W</w:t>
       </w:r>
       <w:r>
         <w:rPr>
@@ -190,7 +190,7 @@
         <w:rPr>
           <w:lang w:val="en_US" w:bidi="en_US"/>
         </w:rPr>
-        <w:t>Yahweh</w:t>
+        <w:t>watchtower</w:t>
       </w:r>
       <w:r>
         <w:rPr>
@@ -209,32 +209,42 @@
         <w:rPr>
           <w:lang w:val="en_US" w:bidi="en_US"/>
         </w:rPr>
-        <w:t xml:space="preserve">About 1200 to 1500 years before the birth of Jesus, when God called Moses to lead the </w:t>
-      </w:r>
-      <w:r>
-        <w:rPr>
-          <w:lang w:val="en_US" w:bidi="en_US"/>
-        </w:rPr>
-        <w:t>Israelites</w:t>
-      </w:r>
-      <w:r>
-        <w:rPr>
-          <w:lang w:val="en_US" w:bidi="en_US"/>
-        </w:rPr>
-        <w:t xml:space="preserve"> out of slavery in Egypt, Moses asked God: "But when the Israelites will ask me who has sent me, what should I say?" Moses is asking here for the name of God. And God gives Moses a name for God that he can use: He tells Moses, "You can tell the people that </w:t>
-      </w:r>
-      <w:r>
-        <w:rPr>
-          <w:i/>
-          <w:lang w:val="en_US" w:bidi="en_US"/>
-        </w:rPr>
-        <w:t>Yahweh</w:t>
-      </w:r>
-      <w:r>
-        <w:rPr>
-          <w:lang w:val="en_US" w:bidi="en_US"/>
-        </w:rPr>
-        <w:t xml:space="preserve"> has sent me." This name means something like "I am," or "I am who I am." When people hear this name of God, they remember that God created the world and everything in it. God never changes, he is a God who is forever, and a God who keeps his promises.</w:t>
+        <w:t xml:space="preserve">A </w:t>
+      </w:r>
+      <w:r>
+        <w:rPr>
+          <w:b/>
+          <w:lang w:val="en_US" w:bidi="en_US"/>
+        </w:rPr>
+        <w:t>watchtower</w:t>
+      </w:r>
+      <w:r>
+        <w:rPr>
+          <w:lang w:val="en_US" w:bidi="en_US"/>
+        </w:rPr>
+        <w:t xml:space="preserve"> is a place inside a </w:t>
+      </w:r>
+      <w:r>
+        <w:rPr>
+          <w:lang w:val="en_US" w:bidi="en_US"/>
+        </w:rPr>
+        <w:t>vineyard</w:t>
+      </w:r>
+      <w:r>
+        <w:rPr>
+          <w:lang w:val="en_US" w:bidi="en_US"/>
+        </w:rPr>
+        <w:t xml:space="preserve"> from where a watchman could look out over the garden. A vineyard is a garden where people grow grapes. Grapes are a soft, juicy fruit that grow on a tree that is called a grapevine. People usually built a wall around a vineyard so that wild animals or thieves could not come into the garden. People made this wall out of rocks or thorny bushes. Inside the vineyard was a hut that workers made from grass, where the workers and the watchman could rest in the shade. They built this hut on top of a pile of stones, so that it was a bit higher than the rest of the garden. That way, the watchman could look out over the garden and see everything that happened. This hut was called a watchtower.</w:t>
+      </w:r>
+      <w:r>
+        <w:rPr>
+          <w:lang w:val="en_US" w:bidi="en_US"/>
+        </w:rPr>
+      </w:r>
+      <w:r>
+        <w:rPr>
+          <w:lang w:val="en_US" w:bidi="en_US"/>
+        </w:rPr>
       </w:r>
     </w:p>
     <w:p>
@@ -244,221 +254,6 @@
           <w:lang w:val="en_US" w:bidi="en_US"/>
         </w:rPr>
       </w:r>
-      <w:r>
-        <w:rPr>
-          <w:lang w:val="en_US" w:bidi="en_US"/>
-        </w:rPr>
-        <w:t xml:space="preserve">There are other names for God in the Bible, like "the most high God," or "the God of the heavenly armies," but when people hear this name of God, Yahweh, they think especially of the </w:t>
-      </w:r>
-      <w:r>
-        <w:rPr>
-          <w:lang w:val="en_US" w:bidi="en_US"/>
-        </w:rPr>
-        <w:t>covenant</w:t>
-      </w:r>
-      <w:r>
-        <w:rPr>
-          <w:lang w:val="en_US" w:bidi="en_US"/>
-        </w:rPr>
-        <w:t>, the special promise, that God had made with the Israelites at the time of Moses. The name Yahweh was a very personal name for God that showed the close relationship that God had with the people of Israel.</w:t>
-      </w:r>
-    </w:p>
-    <w:p>
-      <w:pPr/>
-      <w:r>
-        <w:rPr>
-          <w:lang w:val="en_US" w:bidi="en_US"/>
-        </w:rPr>
-      </w:r>
-      <w:r>
-        <w:rPr>
-          <w:lang w:val="en_US" w:bidi="en_US"/>
-        </w:rPr>
-        <w:t xml:space="preserve">The </w:t>
-      </w:r>
-      <w:r>
-        <w:rPr>
-          <w:lang w:val="en_US" w:bidi="en_US"/>
-        </w:rPr>
-        <w:t>Jews</w:t>
-      </w:r>
-      <w:r>
-        <w:rPr>
-          <w:lang w:val="en_US" w:bidi="en_US"/>
-        </w:rPr>
-        <w:t xml:space="preserve"> were very careful with pronouncing this name of God. God was </w:t>
-      </w:r>
-      <w:r>
-        <w:rPr>
-          <w:lang w:val="en_US" w:bidi="en_US"/>
-        </w:rPr>
-        <w:t>holy</w:t>
-      </w:r>
-      <w:r>
-        <w:rPr>
-          <w:lang w:val="en_US" w:bidi="en_US"/>
-        </w:rPr>
-        <w:t xml:space="preserve">, and therefore his name was holy. They did not want to offend God by using his name casually. Over time, the Jewish people used God's name less and less because they were afraid to offend God. Therefore, when the Jews were reading from their Scriptures, the books of the Bible that we now call the Old Testament, they did not pronounce the word Yahweh. Instead, every time that they saw the word Yahweh, they spoke a word that means master, or </w:t>
-      </w:r>
-      <w:r>
-        <w:rPr>
-          <w:lang w:val="en_US" w:bidi="en_US"/>
-        </w:rPr>
-        <w:t>lord</w:t>
-      </w:r>
-      <w:r>
-        <w:rPr>
-          <w:lang w:val="en_US" w:bidi="en_US"/>
-        </w:rPr>
-        <w:t>. This was a sign of their respect for God.</w:t>
-      </w:r>
-    </w:p>
-    <w:p>
-      <w:pPr/>
-      <w:r>
-        <w:rPr>
-          <w:lang w:val="en_US" w:bidi="en_US"/>
-        </w:rPr>
-      </w:r>
-      <w:r>
-        <w:rPr>
-          <w:lang w:val="en_US" w:bidi="en_US"/>
-        </w:rPr>
-        <w:t>Because of this, some Bible translations also write lord instead of Yahweh.</w:t>
-      </w:r>
-    </w:p>
-    <w:p>
-      <w:pPr/>
-      <w:r>
-        <w:rPr>
-          <w:lang w:val="en_US" w:bidi="en_US"/>
-        </w:rPr>
-      </w:r>
-      <w:r>
-        <w:rPr>
-          <w:lang w:val="en_US" w:bidi="en_US"/>
-        </w:rPr>
-        <w:t>Some Bible translations use the word Jehovah. This word is actually a misunderstanding; it is a mixture of the word Yahweh and the Hebrew word for lord. It is not a real word or name.</w:t>
-      </w:r>
-    </w:p>
-    <w:p>
-      <w:pPr/>
-      <w:r>
-        <w:rPr>
-          <w:lang w:val="en_US" w:bidi="en_US"/>
-        </w:rPr>
-      </w:r>
-      <w:r>
-        <w:rPr>
-          <w:b/>
-          <w:lang w:val="en_US" w:bidi="en_US"/>
-        </w:rPr>
-        <w:t>When you are translating "Yahweh," be careful about the following things:</w:t>
-      </w:r>
-    </w:p>
-    <w:p>
-      <w:pPr>
-        <w:pStyle w:val="ListBullet"/>
-        <w:spacing w:line="240" w:lineRule="auto"/>
-        <w:ind w:left="720"/>
-      </w:pPr>
-      <w:r>
-        <w:rPr>
-          <w:lang w:val="en_US" w:bidi="en_US"/>
-        </w:rPr>
-      </w:r>
-      <w:r>
-        <w:rPr>
-          <w:lang w:val="en_US" w:bidi="en_US"/>
-        </w:rPr>
-        <w:t>You could say something that sounds like Yahweh. We actually do not know how this word was pronounced in Hebrew, so you can pronounce it in any way that is easy in your language.</w:t>
-      </w:r>
-    </w:p>
-    <w:p>
-      <w:pPr>
-        <w:pStyle w:val="ListBullet"/>
-        <w:spacing w:line="240" w:lineRule="auto"/>
-        <w:ind w:left="720"/>
-      </w:pPr>
-      <w:r>
-        <w:rPr>
-          <w:lang w:val="en_US" w:bidi="en_US"/>
-        </w:rPr>
-      </w:r>
-      <w:r>
-        <w:rPr>
-          <w:lang w:val="en_US" w:bidi="en_US"/>
-        </w:rPr>
-        <w:t>You can also try to make a phrase that in your language means something like "I am," "the one who is," "the one who is forever." However, this can sound a bit awkward sometimes.</w:t>
-      </w:r>
-    </w:p>
-    <w:p>
-      <w:pPr>
-        <w:pStyle w:val="ListBullet"/>
-        <w:spacing w:line="240" w:lineRule="auto"/>
-        <w:ind w:left="720"/>
-      </w:pPr>
-      <w:r>
-        <w:rPr>
-          <w:lang w:val="en_US" w:bidi="en_US"/>
-        </w:rPr>
-      </w:r>
-      <w:r>
-        <w:rPr>
-          <w:lang w:val="en_US" w:bidi="en_US"/>
-        </w:rPr>
-        <w:t>Maybe there is a name in your language for a deity, someone that people in your community consider to be a god. In some cases, it might be possible to use this name for Yahweh. However, you will have to be careful with this. If the character of the deity has some similarities with the character of God, this may work. Using this name for the God in the Bible will help the people to learn that only the Bible tells them what their god really is like. However, this can also cause misunderstanding, confusion, or objection from the people in the wider community.</w:t>
-      </w:r>
-    </w:p>
-    <w:p>
-      <w:pPr>
-        <w:pStyle w:val="ListBullet"/>
-        <w:spacing w:line="240" w:lineRule="auto"/>
-        <w:ind w:left="720"/>
-      </w:pPr>
-      <w:r>
-        <w:rPr>
-          <w:lang w:val="en_US" w:bidi="en_US"/>
-        </w:rPr>
-      </w:r>
-      <w:r>
-        <w:rPr>
-          <w:lang w:val="en_US" w:bidi="en_US"/>
-        </w:rPr>
-        <w:t>You can say "lord" instead of Yahweh, just as the Jews did. However, often the Bible also uses a word that really means lord, and sometimes speaks about "the lord Yahweh." So, you will have to find a way to make clear when the word is a translation of the word lord, and when it is a translation of the word Yahweh.</w:t>
-      </w:r>
-    </w:p>
-    <w:p>
-      <w:pPr/>
-      <w:r>
-        <w:rPr>
-          <w:lang w:val="en_US" w:bidi="en_US"/>
-        </w:rPr>
-      </w:r>
-      <w:r>
-        <w:rPr>
-          <w:lang w:val="en_US" w:bidi="en_US"/>
-        </w:rPr>
-        <w:t>You need to take time to make a decision, and you may have to change your decision again after some time. Translating the word Yahweh is difficult! Pray about it and talk about it with many people to hear what they think.</w:t>
-      </w:r>
-      <w:r>
-        <w:rPr>
-          <w:lang w:val="en_US" w:bidi="en_US"/>
-        </w:rPr>
-      </w:r>
-      <w:r>
-        <w:rPr>
-          <w:lang w:val="en_US" w:bidi="en_US"/>
-        </w:rPr>
-      </w:r>
-    </w:p>
-    <w:p>
-      <w:pPr/>
-      <w:r>
-        <w:rPr>
-          <w:lang w:val="en_US" w:bidi="en_US"/>
-        </w:rPr>
-      </w:r>
     </w:p>
     <w:p>
       <w:pPr>
@@ -468,7 +263,7 @@
         <w:rPr>
           <w:lang w:val="en_US" w:bidi="en_US"/>
         </w:rPr>
-        <w:t>Yahweh</w:t>
+        <w:t>watchtower</w:t>
       </w:r>
       <w:r>
         <w:rPr>
@@ -515,7 +310,7 @@
         <w:rPr>
           <w:lang w:val="en_US" w:bidi="en_US"/>
         </w:rPr>
-        <w:t xml:space="preserve"> (3361388 KB)</w:t>
+        <w:t xml:space="preserve"> (640 KB)</w:t>
       </w:r>
       <w:r>
         <w:rPr>
@@ -544,7 +339,7 @@
         <w:rPr>
           <w:lang w:val="en_US" w:bidi="en_US"/>
         </w:rPr>
-        <w:t>Year of Jubilee</w:t>
+        <w:t>wickedness</w:t>
       </w:r>
       <w:r>
         <w:rPr>
@@ -564,7 +359,13 @@
           <w:b/>
           <w:lang w:val="en_US" w:bidi="en_US"/>
         </w:rPr>
-        <w:t>t276: Year of Jubilee</w:t>
+        <w:t>Wickedness</w:t>
+      </w:r>
+      <w:r>
+        <w:rPr>
+          <w:lang w:val="en_US" w:bidi="en_US"/>
+        </w:rPr>
+        <w:t xml:space="preserve"> means the same as evil. Evil is the opposite of good.</w:t>
       </w:r>
     </w:p>
     <w:p>
@@ -578,7 +379,19 @@
         <w:rPr>
           <w:lang w:val="en_US" w:bidi="en_US"/>
         </w:rPr>
-        <w:t>The Year of Jubilee is a special Sabbath year that the Creator God, whose name is Yahweh, commands the Israelites to celebrate. The Year of Jubilee comes after a 49-year cycle made of seven groups of seven Sabbath years, so it is the 50th year. A Sabbath year happens every seven years. During a Sabbath year, people may not plant or harvest crops. The Year of Jubilee is different from other Sabbath years because Yahweh offers the people redemption in addition to rest.</w:t>
+        <w:t xml:space="preserve">A person who is evil, or wicked, willingly does bad things that hurt other people. When people stop obeying </w:t>
+      </w:r>
+      <w:r>
+        <w:rPr>
+          <w:lang w:val="en_US" w:bidi="en_US"/>
+        </w:rPr>
+        <w:t>God</w:t>
+      </w:r>
+      <w:r>
+        <w:rPr>
+          <w:lang w:val="en_US" w:bidi="en_US"/>
+        </w:rPr>
+        <w:t>, they begin to do evil actions.</w:t>
       </w:r>
     </w:p>
     <w:p>
@@ -592,7 +405,7 @@
         <w:rPr>
           <w:lang w:val="en_US" w:bidi="en_US"/>
         </w:rPr>
-        <w:t>On the Day of Atonement, the priests blow the ram's horn trumpet to announce the start of the Year of Jubilee. In the original language, the word "jubilee" is the same word people can use for a ram's horn. This may be because Yahweh calls his people to himself during the Year of Jubilee, just like the priests call the people to Yahweh when the priests blow the ram's horn.</w:t>
+        <w:t>Because humans are so disobedient to God, the Bible teaches us that our hearts have become evil. Instead of wanting to do good things, we want to do bad things. Very many problems in the world like war, poverty, and injustice, happen because of the evil inside people's hearts. Even sickness and death is ultimately a result of evil.</w:t>
       </w:r>
     </w:p>
     <w:p>
@@ -606,7 +419,17 @@
         <w:rPr>
           <w:lang w:val="en_US" w:bidi="en_US"/>
         </w:rPr>
-        <w:t>The Year of Jubilee is a year of redemption. People must forgive all debts that other people owe them. People must return all land or property they bought back to the original owner. Slave owners must set free anyone who is a slave. These actions remind the Israelites that Yahweh rescued the people of Israel from slavery in Egypt.</w:t>
+        <w:t>God hates evil. When God will establish his kingdom forever, he will destroy evil. Nothing that is evil will enter God's kingdom. Until that time, God still allows evil to happen. Why he allows this is one of the most difficult questions for Christians!</w:t>
+      </w:r>
+      <w:r>
+        <w:rPr>
+          <w:lang w:val="en_US" w:bidi="en_US"/>
+        </w:rPr>
+      </w:r>
+      <w:r>
+        <w:rPr>
+          <w:lang w:val="en_US" w:bidi="en_US"/>
+        </w:rPr>
       </w:r>
     </w:p>
     <w:p>
@@ -616,44 +439,6 @@
           <w:lang w:val="en_US" w:bidi="en_US"/>
         </w:rPr>
       </w:r>
-      <w:r>
-        <w:rPr>
-          <w:lang w:val="en_US" w:bidi="en_US"/>
-        </w:rPr>
-        <w:t>The Year of Jubilee is also a year of rest. People must let the land rest. People cannot plant crops or harvest what grows. People may gather food that has grown naturally in the fields or on trees, but only enough to meet their needs. People must stop working and trust Yahweh to provide for them.</w:t>
-      </w:r>
-    </w:p>
-    <w:p>
-      <w:pPr/>
-      <w:r>
-        <w:rPr>
-          <w:lang w:val="en_US" w:bidi="en_US"/>
-        </w:rPr>
-      </w:r>
-      <w:r>
-        <w:rPr>
-          <w:lang w:val="en_US" w:bidi="en_US"/>
-        </w:rPr>
-        <w:t>When the Israelites celebrate the Year of Jubilee, they show that Yahweh owns everything: the land, the people, their work, and all life. People show that Yahweh is the true Master of all things. Yahweh frees the people from chasing after things so that the people can refocus their lives on Yahweh. During this year, the people can focus on worshiping Yahweh, studying Yahweh's teachings, and living in a way that pleases Yahweh.</w:t>
-      </w:r>
-      <w:r>
-        <w:rPr>
-          <w:lang w:val="en_US" w:bidi="en_US"/>
-        </w:rPr>
-      </w:r>
-      <w:r>
-        <w:rPr>
-          <w:lang w:val="en_US" w:bidi="en_US"/>
-        </w:rPr>
-      </w:r>
-    </w:p>
-    <w:p>
-      <w:pPr/>
-      <w:r>
-        <w:rPr>
-          <w:lang w:val="en_US" w:bidi="en_US"/>
-        </w:rPr>
-      </w:r>
     </w:p>
     <w:p>
       <w:pPr>
@@ -663,7 +448,7 @@
         <w:rPr>
           <w:lang w:val="en_US" w:bidi="en_US"/>
         </w:rPr>
-        <w:t>Year of Jubilee</w:t>
+        <w:t>wickedness</w:t>
       </w:r>
       <w:r>
         <w:rPr>
@@ -710,7 +495,7 @@
         <w:rPr>
           <w:lang w:val="en_US" w:bidi="en_US"/>
         </w:rPr>
-        <w:t xml:space="preserve"> (1541318 KB)</w:t>
+        <w:t xml:space="preserve"> (712 KB)</w:t>
       </w:r>
       <w:r>
         <w:rPr>
@@ -739,7 +524,7 @@
         <w:rPr>
           <w:lang w:val="en_US" w:bidi="en_US"/>
         </w:rPr>
-        <w:t>yoke</w:t>
+        <w:t>wilderness</w:t>
       </w:r>
       <w:r>
         <w:rPr>
@@ -762,16 +547,38 @@
       </w:r>
       <w:r>
         <w:rPr>
+          <w:lang w:val="en_US" w:bidi="en_US"/>
+        </w:rPr>
+        <w:t>desert</w:t>
+      </w:r>
+      <w:r>
+        <w:rPr>
+          <w:lang w:val="en_US" w:bidi="en_US"/>
+        </w:rPr>
+        <w:t xml:space="preserve"> or </w:t>
+      </w:r>
+      <w:r>
+        <w:rPr>
           <w:b/>
           <w:lang w:val="en_US" w:bidi="en_US"/>
         </w:rPr>
-        <w:t>yoke</w:t>
-      </w:r>
-      <w:r>
-        <w:rPr>
-          <w:lang w:val="en_US" w:bidi="en_US"/>
-        </w:rPr>
-        <w:t xml:space="preserve"> is a wooden collar with two openings that people use to tie two oxen or two other animals together. Then the animals can walk together to pull a plow or a cart. The yoke helps the animals to walk in step with each other so that they can pull their load smoothly. For this to work, the animals have to be about the same size.</w:t>
+        <w:t>wilderness</w:t>
+      </w:r>
+      <w:r>
+        <w:rPr>
+          <w:lang w:val="en_US" w:bidi="en_US"/>
+        </w:rPr>
+        <w:t xml:space="preserve"> is a lonely, barren place without water. There are almost no trees or bushes growing in a desert. The ground is dry and rocky, and there are wild animals roaming around. People do not live in the desert.</w:t>
+      </w:r>
+      <w:r>
+        <w:rPr>
+          <w:lang w:val="en_US" w:bidi="en_US"/>
+        </w:rPr>
+      </w:r>
+      <w:r>
+        <w:rPr>
+          <w:lang w:val="en_US" w:bidi="en_US"/>
+        </w:rPr>
       </w:r>
     </w:p>
     <w:p>
@@ -781,56 +588,6 @@
           <w:lang w:val="en_US" w:bidi="en_US"/>
         </w:rPr>
       </w:r>
-      <w:r>
-        <w:rPr>
-          <w:lang w:val="en_US" w:bidi="en_US"/>
-        </w:rPr>
-        <w:t>The Bible sometimes uses yoke as special language for being married. When two people are married to each other, but they are not suitable for each other, you can say that they are unequally yoked together. It is as if two different animals are trying to pull a load, but they are going at different speeds. The result is a very bumpy ride!</w:t>
-      </w:r>
-    </w:p>
-    <w:p>
-      <w:pPr/>
-      <w:r>
-        <w:rPr>
-          <w:lang w:val="en_US" w:bidi="en_US"/>
-        </w:rPr>
-      </w:r>
-      <w:r>
-        <w:rPr>
-          <w:lang w:val="en_US" w:bidi="en_US"/>
-        </w:rPr>
-        <w:t xml:space="preserve">People can also force a person to carry a yoke if the person is a </w:t>
-      </w:r>
-      <w:r>
-        <w:rPr>
-          <w:lang w:val="en_US" w:bidi="en_US"/>
-        </w:rPr>
-        <w:t>slave</w:t>
-      </w:r>
-      <w:r>
-        <w:rPr>
-          <w:lang w:val="en_US" w:bidi="en_US"/>
-        </w:rPr>
-        <w:t xml:space="preserve"> or a prisoner. The Bible sometimes uses the word yoke as special language to talk about slavery or hardship. When someone has to work very hard, you can say that he is carrying a heavy yoke.</w:t>
-      </w:r>
-      <w:r>
-        <w:rPr>
-          <w:lang w:val="en_US" w:bidi="en_US"/>
-        </w:rPr>
-      </w:r>
-      <w:r>
-        <w:rPr>
-          <w:lang w:val="en_US" w:bidi="en_US"/>
-        </w:rPr>
-      </w:r>
-    </w:p>
-    <w:p>
-      <w:pPr/>
-      <w:r>
-        <w:rPr>
-          <w:lang w:val="en_US" w:bidi="en_US"/>
-        </w:rPr>
-      </w:r>
     </w:p>
     <w:p>
       <w:pPr>
@@ -840,7 +597,7 @@
         <w:rPr>
           <w:lang w:val="en_US" w:bidi="en_US"/>
         </w:rPr>
-        <w:t>yoke</w:t>
+        <w:t>wilderness</w:t>
       </w:r>
       <w:r>
         <w:rPr>
@@ -887,7 +644,1181 @@
         <w:rPr>
           <w:lang w:val="en_US" w:bidi="en_US"/>
         </w:rPr>
-        <w:t xml:space="preserve"> (669572 KB)</w:t>
+        <w:t xml:space="preserve"> (261 KB)</w:t>
+      </w:r>
+      <w:r>
+        <w:rPr>
+          <w:lang w:val="en_US" w:bidi="en_US"/>
+        </w:rPr>
+      </w:r>
+      <w:r>
+        <w:rPr>
+          <w:lang w:val="en_US" w:bidi="en_US"/>
+        </w:rPr>
+      </w:r>
+    </w:p>
+    <w:p>
+      <w:pPr/>
+      <w:r>
+        <w:rPr>
+          <w:lang w:val="en_US" w:bidi="en_US"/>
+        </w:rPr>
+      </w:r>
+    </w:p>
+    <w:p>
+      <w:pPr>
+        <w:pStyle w:val="Heading2"/>
+      </w:pPr>
+      <w:r>
+        <w:rPr>
+          <w:lang w:val="en_US" w:bidi="en_US"/>
+        </w:rPr>
+        <w:t>wine</w:t>
+      </w:r>
+      <w:r>
+        <w:rPr>
+          <w:lang w:val="en_US" w:bidi="en_US"/>
+        </w:rPr>
+      </w:r>
+    </w:p>
+    <w:p>
+      <w:pPr/>
+      <w:r>
+        <w:rPr>
+          <w:lang w:val="en_US" w:bidi="en_US"/>
+        </w:rPr>
+      </w:r>
+      <w:r>
+        <w:rPr>
+          <w:lang w:val="en_US" w:bidi="en_US"/>
+        </w:rPr>
+        <w:t>Wine is fermented grape juice. People make grape juice from grapes. Grapes are a soft, juicy fruit that grow on a grapevine. People pour the grapes onto a stone and then they trample on the grapes with their feet. This would squeeze out the juice from the grapes. The juice would flow into a container called a wine vat. Another way of taking out the juice was by rolling a heavy stone over the grapes. People would then store the grape juice in jars until it fermented into alcohol, which takes several days to several weeks.</w:t>
+      </w:r>
+    </w:p>
+    <w:p>
+      <w:pPr/>
+      <w:r>
+        <w:rPr>
+          <w:lang w:val="en_US" w:bidi="en_US"/>
+        </w:rPr>
+      </w:r>
+      <w:r>
+        <w:rPr>
+          <w:lang w:val="en_US" w:bidi="en_US"/>
+        </w:rPr>
+        <w:t>Wine in the Bible is usually red in color and can symbolize life, blood, joy, and celebration when people use it well. Although people can use wine well, when people drink too much wine, wine can cause them to become drunk, which makes them lose control of themselves. This can be bad for both themselves and for others.</w:t>
+      </w:r>
+      <w:r>
+        <w:rPr>
+          <w:lang w:val="en_US" w:bidi="en_US"/>
+        </w:rPr>
+      </w:r>
+      <w:r>
+        <w:rPr>
+          <w:lang w:val="en_US" w:bidi="en_US"/>
+        </w:rPr>
+      </w:r>
+    </w:p>
+    <w:p>
+      <w:pPr/>
+      <w:r>
+        <w:rPr>
+          <w:lang w:val="en_US" w:bidi="en_US"/>
+        </w:rPr>
+      </w:r>
+    </w:p>
+    <w:p>
+      <w:pPr>
+        <w:pStyle w:val="Heading2"/>
+      </w:pPr>
+      <w:r>
+        <w:rPr>
+          <w:lang w:val="en_US" w:bidi="en_US"/>
+        </w:rPr>
+        <w:t>wine</w:t>
+      </w:r>
+      <w:r>
+        <w:rPr>
+          <w:lang w:val="en_US" w:bidi="en_US"/>
+        </w:rPr>
+      </w:r>
+    </w:p>
+    <w:p>
+      <w:pPr>
+        <w:pStyle w:val="Heading4"/>
+      </w:pPr>
+      <w:r>
+        <w:rPr>
+          <w:lang w:val="en_US" w:bidi="en_US"/>
+        </w:rPr>
+        <w:t>Audio Content</w:t>
+      </w:r>
+      <w:r>
+        <w:rPr>
+          <w:lang w:val="en_US" w:bidi="en_US"/>
+        </w:rPr>
+      </w:r>
+    </w:p>
+    <w:p>
+      <w:pPr/>
+      <w:r>
+        <w:rPr>
+          <w:lang w:val="en_US" w:bidi="en_US"/>
+        </w:rPr>
+      </w:r>
+      <w:hyperlink r:id="rId16">
+        <w:r>
+          <w:rPr>
+            <w:lang w:val="en_US" w:bidi="en_US"/>
+          </w:rPr>
+          <w:rPr>
+            <w:color w:val="0000EE"/>
+            <w:u w:val="single"/>
+          </w:rPr>
+          <w:t>mp3 file</w:t>
+        </w:r>
+      </w:hyperlink>
+      <w:r>
+        <w:rPr>
+          <w:lang w:val="en_US" w:bidi="en_US"/>
+        </w:rPr>
+        <w:t xml:space="preserve"> (330 KB)</w:t>
+      </w:r>
+      <w:r>
+        <w:rPr>
+          <w:lang w:val="en_US" w:bidi="en_US"/>
+        </w:rPr>
+      </w:r>
+      <w:r>
+        <w:rPr>
+          <w:lang w:val="en_US" w:bidi="en_US"/>
+        </w:rPr>
+      </w:r>
+    </w:p>
+    <w:p>
+      <w:pPr/>
+      <w:r>
+        <w:rPr>
+          <w:lang w:val="en_US" w:bidi="en_US"/>
+        </w:rPr>
+      </w:r>
+    </w:p>
+    <w:p>
+      <w:pPr>
+        <w:pStyle w:val="Heading2"/>
+      </w:pPr>
+      <w:r>
+        <w:rPr>
+          <w:lang w:val="en_US" w:bidi="en_US"/>
+        </w:rPr>
+        <w:t>winepress</w:t>
+      </w:r>
+      <w:r>
+        <w:rPr>
+          <w:lang w:val="en_US" w:bidi="en_US"/>
+        </w:rPr>
+      </w:r>
+    </w:p>
+    <w:p>
+      <w:pPr/>
+      <w:r>
+        <w:rPr>
+          <w:lang w:val="en_US" w:bidi="en_US"/>
+        </w:rPr>
+      </w:r>
+      <w:r>
+        <w:rPr>
+          <w:lang w:val="en_US" w:bidi="en_US"/>
+        </w:rPr>
+        <w:t xml:space="preserve">A </w:t>
+      </w:r>
+      <w:r>
+        <w:rPr>
+          <w:b/>
+          <w:lang w:val="en_US" w:bidi="en_US"/>
+        </w:rPr>
+        <w:t>winepress</w:t>
+      </w:r>
+      <w:r>
+        <w:rPr>
+          <w:lang w:val="en_US" w:bidi="en_US"/>
+        </w:rPr>
+        <w:t xml:space="preserve"> is a flat piece of stone with a ledge around it. People in </w:t>
+      </w:r>
+      <w:r>
+        <w:rPr>
+          <w:lang w:val="en_US" w:bidi="en_US"/>
+        </w:rPr>
+        <w:t>Israel</w:t>
+      </w:r>
+      <w:r>
+        <w:rPr>
+          <w:lang w:val="en_US" w:bidi="en_US"/>
+        </w:rPr>
+        <w:t xml:space="preserve"> use this to press the juice out of grapes. Grapes are a soft, juicy fruit. People pour the grapes on this stone and then they trample on the grapes with their feet. This would squeeze out the juice from the grapes. The juice would flow into a container called a wine vat. Another way of taking out the juice was by rolling a heavy stone over the grapes.</w:t>
+      </w:r>
+    </w:p>
+    <w:p>
+      <w:pPr/>
+      <w:r>
+        <w:rPr>
+          <w:lang w:val="en_US" w:bidi="en_US"/>
+        </w:rPr>
+      </w:r>
+      <w:r>
+        <w:rPr>
+          <w:lang w:val="en_US" w:bidi="en_US"/>
+        </w:rPr>
+        <w:t>You could look at pictures of a winepress in the video Bible dictionary.</w:t>
+      </w:r>
+      <w:r>
+        <w:rPr>
+          <w:lang w:val="en_US" w:bidi="en_US"/>
+        </w:rPr>
+      </w:r>
+      <w:r>
+        <w:rPr>
+          <w:lang w:val="en_US" w:bidi="en_US"/>
+        </w:rPr>
+      </w:r>
+    </w:p>
+    <w:p>
+      <w:pPr/>
+      <w:r>
+        <w:rPr>
+          <w:lang w:val="en_US" w:bidi="en_US"/>
+        </w:rPr>
+      </w:r>
+    </w:p>
+    <w:p>
+      <w:pPr>
+        <w:pStyle w:val="Heading2"/>
+      </w:pPr>
+      <w:r>
+        <w:rPr>
+          <w:lang w:val="en_US" w:bidi="en_US"/>
+        </w:rPr>
+        <w:t>winepress</w:t>
+      </w:r>
+      <w:r>
+        <w:rPr>
+          <w:lang w:val="en_US" w:bidi="en_US"/>
+        </w:rPr>
+      </w:r>
+    </w:p>
+    <w:p>
+      <w:pPr>
+        <w:pStyle w:val="Heading4"/>
+      </w:pPr>
+      <w:r>
+        <w:rPr>
+          <w:lang w:val="en_US" w:bidi="en_US"/>
+        </w:rPr>
+        <w:t>Audio Content</w:t>
+      </w:r>
+      <w:r>
+        <w:rPr>
+          <w:lang w:val="en_US" w:bidi="en_US"/>
+        </w:rPr>
+      </w:r>
+    </w:p>
+    <w:p>
+      <w:pPr/>
+      <w:r>
+        <w:rPr>
+          <w:lang w:val="en_US" w:bidi="en_US"/>
+        </w:rPr>
+      </w:r>
+      <w:hyperlink r:id="rId17">
+        <w:r>
+          <w:rPr>
+            <w:lang w:val="en_US" w:bidi="en_US"/>
+          </w:rPr>
+          <w:rPr>
+            <w:color w:val="0000EE"/>
+            <w:u w:val="single"/>
+          </w:rPr>
+          <w:t>mp3 file</w:t>
+        </w:r>
+      </w:hyperlink>
+      <w:r>
+        <w:rPr>
+          <w:lang w:val="en_US" w:bidi="en_US"/>
+        </w:rPr>
+        <w:t xml:space="preserve"> (376 KB)</w:t>
+      </w:r>
+      <w:r>
+        <w:rPr>
+          <w:lang w:val="en_US" w:bidi="en_US"/>
+        </w:rPr>
+      </w:r>
+      <w:r>
+        <w:rPr>
+          <w:lang w:val="en_US" w:bidi="en_US"/>
+        </w:rPr>
+      </w:r>
+    </w:p>
+    <w:p>
+      <w:pPr/>
+      <w:r>
+        <w:rPr>
+          <w:lang w:val="en_US" w:bidi="en_US"/>
+        </w:rPr>
+      </w:r>
+    </w:p>
+    <w:p>
+      <w:pPr>
+        <w:pStyle w:val="Heading2"/>
+      </w:pPr>
+      <w:r>
+        <w:rPr>
+          <w:lang w:val="en_US" w:bidi="en_US"/>
+        </w:rPr>
+        <w:t>wisdom</w:t>
+      </w:r>
+      <w:r>
+        <w:rPr>
+          <w:lang w:val="en_US" w:bidi="en_US"/>
+        </w:rPr>
+      </w:r>
+    </w:p>
+    <w:p>
+      <w:pPr/>
+      <w:r>
+        <w:rPr>
+          <w:lang w:val="en_US" w:bidi="en_US"/>
+        </w:rPr>
+      </w:r>
+      <w:r>
+        <w:rPr>
+          <w:lang w:val="en_US" w:bidi="en_US"/>
+        </w:rPr>
+        <w:t xml:space="preserve">When someone is wise, he has </w:t>
+      </w:r>
+      <w:r>
+        <w:rPr>
+          <w:b/>
+          <w:lang w:val="en_US" w:bidi="en_US"/>
+        </w:rPr>
+        <w:t>wisdom</w:t>
+      </w:r>
+      <w:r>
+        <w:rPr>
+          <w:lang w:val="en_US" w:bidi="en_US"/>
+        </w:rPr>
+        <w:t>. In the Bible, a person who has wisdom understands many things, and is able to make good decisions that lead to good results. When a person has certain skills, like the ability to build or to make something beautiful, the Bible also says that this person has wisdom.</w:t>
+      </w:r>
+    </w:p>
+    <w:p>
+      <w:pPr/>
+      <w:r>
+        <w:rPr>
+          <w:lang w:val="en_US" w:bidi="en_US"/>
+        </w:rPr>
+      </w:r>
+      <w:r>
+        <w:rPr>
+          <w:lang w:val="en_US" w:bidi="en_US"/>
+        </w:rPr>
+        <w:t>It is God who gives wisdom to people. If a person pretends to be wise but does not accept God, then his wisdom is useless, and eventually his plans will fail. Only a person who accepts and obeys God can be truly wise.</w:t>
+      </w:r>
+    </w:p>
+    <w:p>
+      <w:pPr/>
+      <w:r>
+        <w:rPr>
+          <w:lang w:val="en_US" w:bidi="en_US"/>
+        </w:rPr>
+      </w:r>
+      <w:r>
+        <w:rPr>
+          <w:lang w:val="en_US" w:bidi="en_US"/>
+        </w:rPr>
+        <w:t>We can hear a lot about wisdom in the book of Proverbs. In this book, the author sometimes talks about wisdom as if it is a person. This is picture language that people used to help others learn about wisdom. And so, Proverbs can say that "wisdom is calling out to people, trying to make people wise." Wisdom is calling just as a person would call. In 1 Corinthians, Paul talks about Jesus and calls Jesus the "wisdom of God." God's plan to save the world through Jesus was very wise-and therefore, we can be sure that this plan will work!</w:t>
+      </w:r>
+      <w:r>
+        <w:rPr>
+          <w:lang w:val="en_US" w:bidi="en_US"/>
+        </w:rPr>
+      </w:r>
+      <w:r>
+        <w:rPr>
+          <w:lang w:val="en_US" w:bidi="en_US"/>
+        </w:rPr>
+      </w:r>
+    </w:p>
+    <w:p>
+      <w:pPr/>
+      <w:r>
+        <w:rPr>
+          <w:lang w:val="en_US" w:bidi="en_US"/>
+        </w:rPr>
+      </w:r>
+    </w:p>
+    <w:p>
+      <w:pPr>
+        <w:pStyle w:val="Heading2"/>
+      </w:pPr>
+      <w:r>
+        <w:rPr>
+          <w:lang w:val="en_US" w:bidi="en_US"/>
+        </w:rPr>
+        <w:t>wisdom</w:t>
+      </w:r>
+      <w:r>
+        <w:rPr>
+          <w:lang w:val="en_US" w:bidi="en_US"/>
+        </w:rPr>
+      </w:r>
+    </w:p>
+    <w:p>
+      <w:pPr>
+        <w:pStyle w:val="Heading4"/>
+      </w:pPr>
+      <w:r>
+        <w:rPr>
+          <w:lang w:val="en_US" w:bidi="en_US"/>
+        </w:rPr>
+        <w:t>Audio Content</w:t>
+      </w:r>
+      <w:r>
+        <w:rPr>
+          <w:lang w:val="en_US" w:bidi="en_US"/>
+        </w:rPr>
+      </w:r>
+    </w:p>
+    <w:p>
+      <w:pPr/>
+      <w:r>
+        <w:rPr>
+          <w:lang w:val="en_US" w:bidi="en_US"/>
+        </w:rPr>
+      </w:r>
+      <w:hyperlink r:id="rId18">
+        <w:r>
+          <w:rPr>
+            <w:lang w:val="en_US" w:bidi="en_US"/>
+          </w:rPr>
+          <w:rPr>
+            <w:color w:val="0000EE"/>
+            <w:u w:val="single"/>
+          </w:rPr>
+          <w:t>mp3 file</w:t>
+        </w:r>
+      </w:hyperlink>
+      <w:r>
+        <w:rPr>
+          <w:lang w:val="en_US" w:bidi="en_US"/>
+        </w:rPr>
+        <w:t xml:space="preserve"> (949 KB)</w:t>
+      </w:r>
+      <w:r>
+        <w:rPr>
+          <w:lang w:val="en_US" w:bidi="en_US"/>
+        </w:rPr>
+      </w:r>
+      <w:r>
+        <w:rPr>
+          <w:lang w:val="en_US" w:bidi="en_US"/>
+        </w:rPr>
+      </w:r>
+    </w:p>
+    <w:p>
+      <w:pPr/>
+      <w:r>
+        <w:rPr>
+          <w:lang w:val="en_US" w:bidi="en_US"/>
+        </w:rPr>
+      </w:r>
+    </w:p>
+    <w:p>
+      <w:pPr>
+        <w:pStyle w:val="Heading2"/>
+      </w:pPr>
+      <w:r>
+        <w:rPr>
+          <w:lang w:val="en_US" w:bidi="en_US"/>
+        </w:rPr>
+        <w:t>Word</w:t>
+      </w:r>
+      <w:r>
+        <w:rPr>
+          <w:lang w:val="en_US" w:bidi="en_US"/>
+        </w:rPr>
+      </w:r>
+    </w:p>
+    <w:p>
+      <w:pPr/>
+      <w:r>
+        <w:rPr>
+          <w:lang w:val="en_US" w:bidi="en_US"/>
+        </w:rPr>
+      </w:r>
+      <w:r>
+        <w:rPr>
+          <w:lang w:val="en_US" w:bidi="en_US"/>
+        </w:rPr>
+        <w:t xml:space="preserve">In the Bible, </w:t>
+      </w:r>
+      <w:r>
+        <w:rPr>
+          <w:b/>
+          <w:lang w:val="en_US" w:bidi="en_US"/>
+        </w:rPr>
+        <w:t>word</w:t>
+      </w:r>
+      <w:r>
+        <w:rPr>
+          <w:lang w:val="en_US" w:bidi="en_US"/>
+        </w:rPr>
+        <w:t xml:space="preserve"> usually means </w:t>
+      </w:r>
+      <w:r>
+        <w:rPr>
+          <w:b/>
+          <w:lang w:val="en_US" w:bidi="en_US"/>
+        </w:rPr>
+        <w:t>the word of God</w:t>
+      </w:r>
+      <w:r>
+        <w:rPr>
+          <w:lang w:val="en_US" w:bidi="en_US"/>
+        </w:rPr>
+        <w:t xml:space="preserve">. The word of God means everything that God tells people. God speaks to the people either directly, or through people called </w:t>
+      </w:r>
+      <w:r>
+        <w:rPr>
+          <w:lang w:val="en_US" w:bidi="en_US"/>
+        </w:rPr>
+        <w:t>prophets</w:t>
+      </w:r>
+      <w:r>
+        <w:rPr>
+          <w:lang w:val="en_US" w:bidi="en_US"/>
+        </w:rPr>
+        <w:t>. God also speaks through his actions: When people see what God is doing, people can understand what he speaks to them.</w:t>
+      </w:r>
+    </w:p>
+    <w:p>
+      <w:pPr/>
+      <w:r>
+        <w:rPr>
+          <w:lang w:val="en_US" w:bidi="en_US"/>
+        </w:rPr>
+      </w:r>
+      <w:r>
+        <w:rPr>
+          <w:lang w:val="en_US" w:bidi="en_US"/>
+        </w:rPr>
+        <w:t xml:space="preserve">When people in the New Testament talk about "the word," or "the word of God," or "the word of the Lord," they usually mean the </w:t>
+      </w:r>
+      <w:r>
+        <w:rPr>
+          <w:lang w:val="en_US" w:bidi="en_US"/>
+        </w:rPr>
+        <w:t>good news</w:t>
+      </w:r>
+      <w:r>
+        <w:rPr>
+          <w:lang w:val="en_US" w:bidi="en_US"/>
+        </w:rPr>
+        <w:t xml:space="preserve"> that Jesus has come into the world.</w:t>
+      </w:r>
+    </w:p>
+    <w:p>
+      <w:pPr/>
+      <w:r>
+        <w:rPr>
+          <w:lang w:val="en_US" w:bidi="en_US"/>
+        </w:rPr>
+      </w:r>
+      <w:r>
+        <w:rPr>
+          <w:lang w:val="en_US" w:bidi="en_US"/>
+        </w:rPr>
+        <w:t xml:space="preserve">People can know what God tells them through the </w:t>
+      </w:r>
+      <w:r>
+        <w:rPr>
+          <w:lang w:val="en_US" w:bidi="en_US"/>
+        </w:rPr>
+        <w:t>Scriptures</w:t>
+      </w:r>
+      <w:r>
+        <w:rPr>
+          <w:lang w:val="en_US" w:bidi="en_US"/>
+        </w:rPr>
+        <w:t>-the Bible. Therefore, people also call the Scriptures "the word of God."</w:t>
+      </w:r>
+      <w:r>
+        <w:rPr>
+          <w:lang w:val="en_US" w:bidi="en_US"/>
+        </w:rPr>
+      </w:r>
+      <w:r>
+        <w:rPr>
+          <w:lang w:val="en_US" w:bidi="en_US"/>
+        </w:rPr>
+      </w:r>
+    </w:p>
+    <w:p>
+      <w:pPr/>
+      <w:r>
+        <w:rPr>
+          <w:lang w:val="en_US" w:bidi="en_US"/>
+        </w:rPr>
+      </w:r>
+    </w:p>
+    <w:p>
+      <w:pPr>
+        <w:pStyle w:val="Heading2"/>
+      </w:pPr>
+      <w:r>
+        <w:rPr>
+          <w:lang w:val="en_US" w:bidi="en_US"/>
+        </w:rPr>
+        <w:t>Word</w:t>
+      </w:r>
+      <w:r>
+        <w:rPr>
+          <w:lang w:val="en_US" w:bidi="en_US"/>
+        </w:rPr>
+      </w:r>
+    </w:p>
+    <w:p>
+      <w:pPr>
+        <w:pStyle w:val="Heading4"/>
+      </w:pPr>
+      <w:r>
+        <w:rPr>
+          <w:lang w:val="en_US" w:bidi="en_US"/>
+        </w:rPr>
+        <w:t>Audio Content</w:t>
+      </w:r>
+      <w:r>
+        <w:rPr>
+          <w:lang w:val="en_US" w:bidi="en_US"/>
+        </w:rPr>
+      </w:r>
+    </w:p>
+    <w:p>
+      <w:pPr/>
+      <w:r>
+        <w:rPr>
+          <w:lang w:val="en_US" w:bidi="en_US"/>
+        </w:rPr>
+      </w:r>
+      <w:hyperlink r:id="rId19">
+        <w:r>
+          <w:rPr>
+            <w:lang w:val="en_US" w:bidi="en_US"/>
+          </w:rPr>
+          <w:rPr>
+            <w:color w:val="0000EE"/>
+            <w:u w:val="single"/>
+          </w:rPr>
+          <w:t>mp3 file</w:t>
+        </w:r>
+      </w:hyperlink>
+      <w:r>
+        <w:rPr>
+          <w:lang w:val="en_US" w:bidi="en_US"/>
+        </w:rPr>
+        <w:t xml:space="preserve"> (472 KB)</w:t>
+      </w:r>
+      <w:r>
+        <w:rPr>
+          <w:lang w:val="en_US" w:bidi="en_US"/>
+        </w:rPr>
+      </w:r>
+      <w:r>
+        <w:rPr>
+          <w:lang w:val="en_US" w:bidi="en_US"/>
+        </w:rPr>
+      </w:r>
+    </w:p>
+    <w:p>
+      <w:pPr/>
+      <w:r>
+        <w:rPr>
+          <w:lang w:val="en_US" w:bidi="en_US"/>
+        </w:rPr>
+      </w:r>
+    </w:p>
+    <w:p>
+      <w:pPr>
+        <w:pStyle w:val="Heading2"/>
+      </w:pPr>
+      <w:r>
+        <w:rPr>
+          <w:lang w:val="en_US" w:bidi="en_US"/>
+        </w:rPr>
+        <w:t>worship</w:t>
+      </w:r>
+      <w:r>
+        <w:rPr>
+          <w:lang w:val="en_US" w:bidi="en_US"/>
+        </w:rPr>
+      </w:r>
+    </w:p>
+    <w:p>
+      <w:pPr/>
+      <w:r>
+        <w:rPr>
+          <w:lang w:val="en_US" w:bidi="en_US"/>
+        </w:rPr>
+      </w:r>
+      <w:r>
+        <w:rPr>
+          <w:lang w:val="en_US" w:bidi="en_US"/>
+        </w:rPr>
+        <w:t xml:space="preserve">When we </w:t>
+      </w:r>
+      <w:r>
+        <w:rPr>
+          <w:b/>
+          <w:lang w:val="en_US" w:bidi="en_US"/>
+        </w:rPr>
+        <w:t>worship</w:t>
+      </w:r>
+      <w:r>
+        <w:rPr>
+          <w:lang w:val="en_US" w:bidi="en_US"/>
+        </w:rPr>
+        <w:t xml:space="preserve"> God, we give honor to God. We say that God deserves all our thanks, our praises, and our respect. When we worship God, we are in awe and wonder about how good and powerful and loving God is, and how different he is from us humans!</w:t>
+      </w:r>
+    </w:p>
+    <w:p>
+      <w:pPr/>
+      <w:r>
+        <w:rPr>
+          <w:lang w:val="en_US" w:bidi="en_US"/>
+        </w:rPr>
+      </w:r>
+      <w:r>
+        <w:rPr>
+          <w:lang w:val="en_US" w:bidi="en_US"/>
+        </w:rPr>
+        <w:t>Only God deserves our worship. We should not worship anything or anyone else.</w:t>
+      </w:r>
+    </w:p>
+    <w:p>
+      <w:pPr/>
+      <w:r>
+        <w:rPr>
+          <w:lang w:val="en_US" w:bidi="en_US"/>
+        </w:rPr>
+      </w:r>
+      <w:r>
+        <w:rPr>
+          <w:lang w:val="en_US" w:bidi="en_US"/>
+        </w:rPr>
+        <w:t xml:space="preserve">People in the Bible often showed their worship to God by </w:t>
+      </w:r>
+      <w:r>
+        <w:rPr>
+          <w:lang w:val="en_US" w:bidi="en_US"/>
+        </w:rPr>
+        <w:t>bowing</w:t>
+      </w:r>
+      <w:r>
+        <w:rPr>
+          <w:lang w:val="en_US" w:bidi="en_US"/>
+        </w:rPr>
+        <w:t xml:space="preserve"> down to him. People worshiped God together, or just by themselves. During the time in </w:t>
+      </w:r>
+      <w:r>
+        <w:rPr>
+          <w:lang w:val="en_US" w:bidi="en_US"/>
+        </w:rPr>
+        <w:t>Israel</w:t>
+      </w:r>
+      <w:r>
+        <w:rPr>
+          <w:lang w:val="en_US" w:bidi="en_US"/>
+        </w:rPr>
+        <w:t xml:space="preserve">'s history when they had the </w:t>
+      </w:r>
+      <w:r>
+        <w:rPr>
+          <w:lang w:val="en_US" w:bidi="en_US"/>
+        </w:rPr>
+        <w:t>temple</w:t>
+      </w:r>
+      <w:r>
+        <w:rPr>
+          <w:lang w:val="en_US" w:bidi="en_US"/>
+        </w:rPr>
+        <w:t xml:space="preserve"> of God, people worshiped God together at the temple. They worshiped God through their songs, </w:t>
+      </w:r>
+      <w:r>
+        <w:rPr>
+          <w:lang w:val="en_US" w:bidi="en_US"/>
+        </w:rPr>
+        <w:t>prayers</w:t>
+      </w:r>
+      <w:r>
+        <w:rPr>
+          <w:lang w:val="en_US" w:bidi="en_US"/>
+        </w:rPr>
+        <w:t xml:space="preserve">, and </w:t>
+      </w:r>
+      <w:r>
+        <w:rPr>
+          <w:lang w:val="en_US" w:bidi="en_US"/>
+        </w:rPr>
+        <w:t>sacrifices</w:t>
+      </w:r>
+      <w:r>
+        <w:rPr>
+          <w:lang w:val="en_US" w:bidi="en_US"/>
+        </w:rPr>
+        <w:t>. But these activities of worship were useless if their hearts were not obedient to God. God told them that he rejects people's worship of him if they treat other people with cruelty and injustice.</w:t>
+      </w:r>
+    </w:p>
+    <w:p>
+      <w:pPr/>
+      <w:r>
+        <w:rPr>
+          <w:lang w:val="en_US" w:bidi="en_US"/>
+        </w:rPr>
+      </w:r>
+      <w:r>
+        <w:rPr>
+          <w:lang w:val="en_US" w:bidi="en_US"/>
+        </w:rPr>
+        <w:t xml:space="preserve">In the time of the New Testament, the </w:t>
+      </w:r>
+      <w:r>
+        <w:rPr>
+          <w:lang w:val="en_US" w:bidi="en_US"/>
+        </w:rPr>
+        <w:t>Jews</w:t>
+      </w:r>
+      <w:r>
+        <w:rPr>
+          <w:lang w:val="en_US" w:bidi="en_US"/>
+        </w:rPr>
+        <w:t xml:space="preserve"> also met together for worship in </w:t>
+      </w:r>
+      <w:r>
+        <w:rPr>
+          <w:lang w:val="en_US" w:bidi="en_US"/>
+        </w:rPr>
+        <w:t>synagogues</w:t>
+      </w:r>
+      <w:r>
+        <w:rPr>
+          <w:lang w:val="en_US" w:bidi="en_US"/>
+        </w:rPr>
+        <w:t>. A synagogue is a place where Jewish people gather for teaching and learning about God. The Jews also prayed and worshiped God in the synagogues. But Jesus also made it clear that God cares more about our love for him than about the place where we worship.</w:t>
+      </w:r>
+    </w:p>
+    <w:p>
+      <w:pPr/>
+      <w:r>
+        <w:rPr>
+          <w:lang w:val="en_US" w:bidi="en_US"/>
+        </w:rPr>
+      </w:r>
+      <w:r>
+        <w:rPr>
+          <w:lang w:val="en_US" w:bidi="en_US"/>
+        </w:rPr>
+        <w:t xml:space="preserve">After Jesus had gone back to </w:t>
+      </w:r>
+      <w:r>
+        <w:rPr>
+          <w:lang w:val="en_US" w:bidi="en_US"/>
+        </w:rPr>
+        <w:t>heaven</w:t>
+      </w:r>
+      <w:r>
+        <w:rPr>
+          <w:lang w:val="en_US" w:bidi="en_US"/>
+        </w:rPr>
+        <w:t>, his followers at first still worshiped God in the temple and in the synagogues. Later, when more and more people who were not Jews became followers of Jesus, the people began to meet together especially in people's homes. They worshiped God together through preaching, prayer, singing, and by other activities.</w:t>
+      </w:r>
+    </w:p>
+    <w:p>
+      <w:pPr/>
+      <w:r>
+        <w:rPr>
+          <w:lang w:val="en_US" w:bidi="en_US"/>
+        </w:rPr>
+      </w:r>
+      <w:r>
+        <w:rPr>
+          <w:lang w:val="en_US" w:bidi="en_US"/>
+        </w:rPr>
+        <w:t>But worship is not something that we do only at particular times, and in groups. Everything we do, even ordinary daily tasks, can be worship if we do them for God. Our whole life and all our actions should be a worship to God. God has been so good to us, and because we are so grateful to him we worship him in everything that we do.</w:t>
+      </w:r>
+      <w:r>
+        <w:rPr>
+          <w:lang w:val="en_US" w:bidi="en_US"/>
+        </w:rPr>
+      </w:r>
+      <w:r>
+        <w:rPr>
+          <w:lang w:val="en_US" w:bidi="en_US"/>
+        </w:rPr>
+      </w:r>
+    </w:p>
+    <w:p>
+      <w:pPr/>
+      <w:r>
+        <w:rPr>
+          <w:lang w:val="en_US" w:bidi="en_US"/>
+        </w:rPr>
+      </w:r>
+    </w:p>
+    <w:p>
+      <w:pPr>
+        <w:pStyle w:val="Heading2"/>
+      </w:pPr>
+      <w:r>
+        <w:rPr>
+          <w:lang w:val="en_US" w:bidi="en_US"/>
+        </w:rPr>
+        <w:t>worship</w:t>
+      </w:r>
+      <w:r>
+        <w:rPr>
+          <w:lang w:val="en_US" w:bidi="en_US"/>
+        </w:rPr>
+      </w:r>
+    </w:p>
+    <w:p>
+      <w:pPr>
+        <w:pStyle w:val="Heading4"/>
+      </w:pPr>
+      <w:r>
+        <w:rPr>
+          <w:lang w:val="en_US" w:bidi="en_US"/>
+        </w:rPr>
+        <w:t>Audio Content</w:t>
+      </w:r>
+      <w:r>
+        <w:rPr>
+          <w:lang w:val="en_US" w:bidi="en_US"/>
+        </w:rPr>
+      </w:r>
+    </w:p>
+    <w:p>
+      <w:pPr/>
+      <w:r>
+        <w:rPr>
+          <w:lang w:val="en_US" w:bidi="en_US"/>
+        </w:rPr>
+      </w:r>
+      <w:hyperlink r:id="rId20">
+        <w:r>
+          <w:rPr>
+            <w:lang w:val="en_US" w:bidi="en_US"/>
+          </w:rPr>
+          <w:rPr>
+            <w:color w:val="0000EE"/>
+            <w:u w:val="single"/>
+          </w:rPr>
+          <w:t>mp3 file</w:t>
+        </w:r>
+      </w:hyperlink>
+      <w:r>
+        <w:rPr>
+          <w:lang w:val="en_US" w:bidi="en_US"/>
+        </w:rPr>
+        <w:t xml:space="preserve"> (1.5 MB)</w:t>
+      </w:r>
+      <w:r>
+        <w:rPr>
+          <w:lang w:val="en_US" w:bidi="en_US"/>
+        </w:rPr>
+      </w:r>
+      <w:r>
+        <w:rPr>
+          <w:lang w:val="en_US" w:bidi="en_US"/>
+        </w:rPr>
+      </w:r>
+    </w:p>
+    <w:p>
+      <w:pPr/>
+      <w:r>
+        <w:rPr>
+          <w:lang w:val="en_US" w:bidi="en_US"/>
+        </w:rPr>
+      </w:r>
+    </w:p>
+    <w:p>
+      <w:pPr>
+        <w:pStyle w:val="Heading2"/>
+      </w:pPr>
+      <w:r>
+        <w:rPr>
+          <w:lang w:val="en_US" w:bidi="en_US"/>
+        </w:rPr>
+        <w:t>wrath</w:t>
+      </w:r>
+      <w:r>
+        <w:rPr>
+          <w:lang w:val="en_US" w:bidi="en_US"/>
+        </w:rPr>
+      </w:r>
+    </w:p>
+    <w:p>
+      <w:pPr/>
+      <w:r>
+        <w:rPr>
+          <w:lang w:val="en_US" w:bidi="en_US"/>
+        </w:rPr>
+      </w:r>
+      <w:r>
+        <w:rPr>
+          <w:b/>
+          <w:lang w:val="en_US" w:bidi="en_US"/>
+        </w:rPr>
+        <w:t>Wrath</w:t>
+      </w:r>
+      <w:r>
+        <w:rPr>
+          <w:lang w:val="en_US" w:bidi="en_US"/>
+        </w:rPr>
+        <w:t xml:space="preserve"> is the attitude that God has when God sees </w:t>
+      </w:r>
+      <w:r>
+        <w:rPr>
+          <w:lang w:val="en_US" w:bidi="en_US"/>
+        </w:rPr>
+        <w:t>sin</w:t>
+      </w:r>
+      <w:r>
+        <w:rPr>
+          <w:lang w:val="en_US" w:bidi="en_US"/>
+        </w:rPr>
+        <w:t xml:space="preserve"> and </w:t>
+      </w:r>
+      <w:r>
+        <w:rPr>
+          <w:lang w:val="en_US" w:bidi="en_US"/>
+        </w:rPr>
+        <w:t>evil</w:t>
+      </w:r>
+      <w:r>
+        <w:rPr>
+          <w:lang w:val="en_US" w:bidi="en_US"/>
+        </w:rPr>
+        <w:t xml:space="preserve">. Wrath is stronger than anger and involves punishing people for their sin. Because God is </w:t>
+      </w:r>
+      <w:r>
+        <w:rPr>
+          <w:lang w:val="en_US" w:bidi="en_US"/>
+        </w:rPr>
+        <w:t>holy</w:t>
+      </w:r>
+      <w:r>
+        <w:rPr>
+          <w:lang w:val="en_US" w:bidi="en_US"/>
+        </w:rPr>
+        <w:t xml:space="preserve"> and just, God's wrath is not unreasonable or unfair, like humans can be when angry. God does not "have wrath," or become very angry, quickly. God knows exactly what people deserve because of the way people sin. Everyone deserves God's wrath for the sinful and evil things people have done. But God's wrath always has </w:t>
+      </w:r>
+      <w:r>
+        <w:rPr>
+          <w:lang w:val="en_US" w:bidi="en_US"/>
+        </w:rPr>
+        <w:t>mercy</w:t>
+      </w:r>
+      <w:r>
+        <w:rPr>
+          <w:lang w:val="en_US" w:bidi="en_US"/>
+        </w:rPr>
+        <w:t xml:space="preserve"> with it, especially when God deals with his chosen people. God does not want to angrily destroy people when people sin. The purpose of God's wrath is to show people that they have disobeyed God so that the people can turn back to God, and God will </w:t>
+      </w:r>
+      <w:r>
+        <w:rPr>
+          <w:lang w:val="en_US" w:bidi="en_US"/>
+        </w:rPr>
+        <w:t>forgive</w:t>
+      </w:r>
+      <w:r>
+        <w:rPr>
+          <w:lang w:val="en_US" w:bidi="en_US"/>
+        </w:rPr>
+        <w:t xml:space="preserve"> the people. In the New Testament, we learn how Jesus has come to save us from God's wrath, or eternal punishment.</w:t>
+      </w:r>
+      <w:r>
+        <w:rPr>
+          <w:lang w:val="en_US" w:bidi="en_US"/>
+        </w:rPr>
+      </w:r>
+      <w:r>
+        <w:rPr>
+          <w:lang w:val="en_US" w:bidi="en_US"/>
+        </w:rPr>
+      </w:r>
+    </w:p>
+    <w:p>
+      <w:pPr/>
+      <w:r>
+        <w:rPr>
+          <w:lang w:val="en_US" w:bidi="en_US"/>
+        </w:rPr>
+      </w:r>
+    </w:p>
+    <w:p>
+      <w:pPr>
+        <w:pStyle w:val="Heading2"/>
+      </w:pPr>
+      <w:r>
+        <w:rPr>
+          <w:lang w:val="en_US" w:bidi="en_US"/>
+        </w:rPr>
+        <w:t>wrath</w:t>
+      </w:r>
+      <w:r>
+        <w:rPr>
+          <w:lang w:val="en_US" w:bidi="en_US"/>
+        </w:rPr>
+      </w:r>
+    </w:p>
+    <w:p>
+      <w:pPr>
+        <w:pStyle w:val="Heading4"/>
+      </w:pPr>
+      <w:r>
+        <w:rPr>
+          <w:lang w:val="en_US" w:bidi="en_US"/>
+        </w:rPr>
+        <w:t>Audio Content</w:t>
+      </w:r>
+      <w:r>
+        <w:rPr>
+          <w:lang w:val="en_US" w:bidi="en_US"/>
+        </w:rPr>
+      </w:r>
+    </w:p>
+    <w:p>
+      <w:pPr/>
+      <w:r>
+        <w:rPr>
+          <w:lang w:val="en_US" w:bidi="en_US"/>
+        </w:rPr>
+      </w:r>
+      <w:hyperlink r:id="rId21">
+        <w:r>
+          <w:rPr>
+            <w:lang w:val="en_US" w:bidi="en_US"/>
+          </w:rPr>
+          <w:rPr>
+            <w:color w:val="0000EE"/>
+            <w:u w:val="single"/>
+          </w:rPr>
+          <w:t>mp3 file</w:t>
+        </w:r>
+      </w:hyperlink>
+      <w:r>
+        <w:rPr>
+          <w:lang w:val="en_US" w:bidi="en_US"/>
+        </w:rPr>
+        <w:t xml:space="preserve"> (680 KB)</w:t>
       </w:r>
       <w:r>
         <w:rPr>

--- a/eng/docx/022.content.docx
+++ b/eng/docx/022.content.docx
@@ -224,76 +224,6 @@
         </w:rPr>
         <w:t xml:space="preserve"> is a place inside a </w:t>
       </w:r>
-      <w:r>
-        <w:rPr>
-          <w:lang w:val="en_US" w:bidi="en_US"/>
-        </w:rPr>
-        <w:t>vineyard</w:t>
-      </w:r>
-      <w:r>
-        <w:rPr>
-          <w:lang w:val="en_US" w:bidi="en_US"/>
-        </w:rPr>
-        <w:t xml:space="preserve"> from where a watchman could look out over the garden. A vineyard is a garden where people grow grapes. Grapes are a soft, juicy fruit that grow on a tree that is called a grapevine. People usually built a wall around a vineyard so that wild animals or thieves could not come into the garden. People made this wall out of rocks or thorny bushes. Inside the vineyard was a hut that workers made from grass, where the workers and the watchman could rest in the shade. They built this hut on top of a pile of stones, so that it was a bit higher than the rest of the garden. That way, the watchman could look out over the garden and see everything that happened. This hut was called a watchtower.</w:t>
-      </w:r>
-      <w:r>
-        <w:rPr>
-          <w:lang w:val="en_US" w:bidi="en_US"/>
-        </w:rPr>
-      </w:r>
-      <w:r>
-        <w:rPr>
-          <w:lang w:val="en_US" w:bidi="en_US"/>
-        </w:rPr>
-      </w:r>
-    </w:p>
-    <w:p>
-      <w:pPr/>
-      <w:r>
-        <w:rPr>
-          <w:lang w:val="en_US" w:bidi="en_US"/>
-        </w:rPr>
-      </w:r>
-    </w:p>
-    <w:p>
-      <w:pPr>
-        <w:pStyle w:val="Heading2"/>
-      </w:pPr>
-      <w:r>
-        <w:rPr>
-          <w:lang w:val="en_US" w:bidi="en_US"/>
-        </w:rPr>
-        <w:t>watchtower</w:t>
-      </w:r>
-      <w:r>
-        <w:rPr>
-          <w:lang w:val="en_US" w:bidi="en_US"/>
-        </w:rPr>
-      </w:r>
-    </w:p>
-    <w:p>
-      <w:pPr>
-        <w:pStyle w:val="Heading4"/>
-      </w:pPr>
-      <w:r>
-        <w:rPr>
-          <w:lang w:val="en_US" w:bidi="en_US"/>
-        </w:rPr>
-        <w:t>Audio Content</w:t>
-      </w:r>
-      <w:r>
-        <w:rPr>
-          <w:lang w:val="en_US" w:bidi="en_US"/>
-        </w:rPr>
-      </w:r>
-    </w:p>
-    <w:p>
-      <w:pPr/>
-      <w:r>
-        <w:rPr>
-          <w:lang w:val="en_US" w:bidi="en_US"/>
-        </w:rPr>
-      </w:r>
       <w:hyperlink r:id="rId13">
         <w:r>
           <w:rPr>
@@ -303,14 +233,14 @@
             <w:color w:val="0000EE"/>
             <w:u w:val="single"/>
           </w:rPr>
-          <w:t>mp3 file</w:t>
+          <w:t>vineyard</w:t>
         </w:r>
       </w:hyperlink>
       <w:r>
         <w:rPr>
           <w:lang w:val="en_US" w:bidi="en_US"/>
         </w:rPr>
-        <w:t xml:space="preserve"> (640 KB)</w:t>
+        <w:t xml:space="preserve"> from where a watchman could look out over the garden. A vineyard is a garden where people grow grapes. Grapes are a soft, juicy fruit that grow on a tree that is called a grapevine. People usually built a wall around a vineyard so that wild animals or thieves could not come into the garden. People made this wall out of rocks or thorny bushes. Inside the vineyard was a hut that workers made from grass, where the workers and the watchman could rest in the shade. They built this hut on top of a pile of stones, so that it was a bit higher than the rest of the garden. That way, the watchman could look out over the garden and see everything that happened. This hut was called a watchtower.</w:t>
       </w:r>
       <w:r>
         <w:rPr>
@@ -339,116 +269,7 @@
         <w:rPr>
           <w:lang w:val="en_US" w:bidi="en_US"/>
         </w:rPr>
-        <w:t>wickedness</w:t>
-      </w:r>
-      <w:r>
-        <w:rPr>
-          <w:lang w:val="en_US" w:bidi="en_US"/>
-        </w:rPr>
-      </w:r>
-    </w:p>
-    <w:p>
-      <w:pPr/>
-      <w:r>
-        <w:rPr>
-          <w:lang w:val="en_US" w:bidi="en_US"/>
-        </w:rPr>
-      </w:r>
-      <w:r>
-        <w:rPr>
-          <w:b/>
-          <w:lang w:val="en_US" w:bidi="en_US"/>
-        </w:rPr>
-        <w:t>Wickedness</w:t>
-      </w:r>
-      <w:r>
-        <w:rPr>
-          <w:lang w:val="en_US" w:bidi="en_US"/>
-        </w:rPr>
-        <w:t xml:space="preserve"> means the same as evil. Evil is the opposite of good.</w:t>
-      </w:r>
-    </w:p>
-    <w:p>
-      <w:pPr/>
-      <w:r>
-        <w:rPr>
-          <w:lang w:val="en_US" w:bidi="en_US"/>
-        </w:rPr>
-      </w:r>
-      <w:r>
-        <w:rPr>
-          <w:lang w:val="en_US" w:bidi="en_US"/>
-        </w:rPr>
-        <w:t xml:space="preserve">A person who is evil, or wicked, willingly does bad things that hurt other people. When people stop obeying </w:t>
-      </w:r>
-      <w:r>
-        <w:rPr>
-          <w:lang w:val="en_US" w:bidi="en_US"/>
-        </w:rPr>
-        <w:t>God</w:t>
-      </w:r>
-      <w:r>
-        <w:rPr>
-          <w:lang w:val="en_US" w:bidi="en_US"/>
-        </w:rPr>
-        <w:t>, they begin to do evil actions.</w:t>
-      </w:r>
-    </w:p>
-    <w:p>
-      <w:pPr/>
-      <w:r>
-        <w:rPr>
-          <w:lang w:val="en_US" w:bidi="en_US"/>
-        </w:rPr>
-      </w:r>
-      <w:r>
-        <w:rPr>
-          <w:lang w:val="en_US" w:bidi="en_US"/>
-        </w:rPr>
-        <w:t>Because humans are so disobedient to God, the Bible teaches us that our hearts have become evil. Instead of wanting to do good things, we want to do bad things. Very many problems in the world like war, poverty, and injustice, happen because of the evil inside people's hearts. Even sickness and death is ultimately a result of evil.</w:t>
-      </w:r>
-    </w:p>
-    <w:p>
-      <w:pPr/>
-      <w:r>
-        <w:rPr>
-          <w:lang w:val="en_US" w:bidi="en_US"/>
-        </w:rPr>
-      </w:r>
-      <w:r>
-        <w:rPr>
-          <w:lang w:val="en_US" w:bidi="en_US"/>
-        </w:rPr>
-        <w:t>God hates evil. When God will establish his kingdom forever, he will destroy evil. Nothing that is evil will enter God's kingdom. Until that time, God still allows evil to happen. Why he allows this is one of the most difficult questions for Christians!</w:t>
-      </w:r>
-      <w:r>
-        <w:rPr>
-          <w:lang w:val="en_US" w:bidi="en_US"/>
-        </w:rPr>
-      </w:r>
-      <w:r>
-        <w:rPr>
-          <w:lang w:val="en_US" w:bidi="en_US"/>
-        </w:rPr>
-      </w:r>
-    </w:p>
-    <w:p>
-      <w:pPr/>
-      <w:r>
-        <w:rPr>
-          <w:lang w:val="en_US" w:bidi="en_US"/>
-        </w:rPr>
-      </w:r>
-    </w:p>
-    <w:p>
-      <w:pPr>
-        <w:pStyle w:val="Heading2"/>
-      </w:pPr>
-      <w:r>
-        <w:rPr>
-          <w:lang w:val="en_US" w:bidi="en_US"/>
-        </w:rPr>
-        <w:t>wickedness</w:t>
+        <w:t>watchtower</w:t>
       </w:r>
       <w:r>
         <w:rPr>
@@ -495,7 +316,7 @@
         <w:rPr>
           <w:lang w:val="en_US" w:bidi="en_US"/>
         </w:rPr>
-        <w:t xml:space="preserve"> (712 KB)</w:t>
+        <w:t xml:space="preserve"> (640 KB)</w:t>
       </w:r>
       <w:r>
         <w:rPr>
@@ -524,7 +345,7 @@
         <w:rPr>
           <w:lang w:val="en_US" w:bidi="en_US"/>
         </w:rPr>
-        <w:t>wilderness</w:t>
+        <w:t>wickedness</w:t>
       </w:r>
       <w:r>
         <w:rPr>
@@ -541,44 +362,16 @@
       </w:r>
       <w:r>
         <w:rPr>
-          <w:lang w:val="en_US" w:bidi="en_US"/>
-        </w:rPr>
-        <w:t xml:space="preserve">A </w:t>
-      </w:r>
-      <w:r>
-        <w:rPr>
-          <w:lang w:val="en_US" w:bidi="en_US"/>
-        </w:rPr>
-        <w:t>desert</w:t>
-      </w:r>
-      <w:r>
-        <w:rPr>
-          <w:lang w:val="en_US" w:bidi="en_US"/>
-        </w:rPr>
-        <w:t xml:space="preserve"> or </w:t>
-      </w:r>
-      <w:r>
-        <w:rPr>
           <w:b/>
           <w:lang w:val="en_US" w:bidi="en_US"/>
         </w:rPr>
-        <w:t>wilderness</w:t>
-      </w:r>
-      <w:r>
-        <w:rPr>
-          <w:lang w:val="en_US" w:bidi="en_US"/>
-        </w:rPr>
-        <w:t xml:space="preserve"> is a lonely, barren place without water. There are almost no trees or bushes growing in a desert. The ground is dry and rocky, and there are wild animals roaming around. People do not live in the desert.</w:t>
-      </w:r>
-      <w:r>
-        <w:rPr>
-          <w:lang w:val="en_US" w:bidi="en_US"/>
-        </w:rPr>
-      </w:r>
-      <w:r>
-        <w:rPr>
-          <w:lang w:val="en_US" w:bidi="en_US"/>
-        </w:rPr>
+        <w:t>Wickedness</w:t>
+      </w:r>
+      <w:r>
+        <w:rPr>
+          <w:lang w:val="en_US" w:bidi="en_US"/>
+        </w:rPr>
+        <w:t xml:space="preserve"> means the same as evil. Evil is the opposite of good.</w:t>
       </w:r>
     </w:p>
     <w:p>
@@ -588,45 +381,11 @@
           <w:lang w:val="en_US" w:bidi="en_US"/>
         </w:rPr>
       </w:r>
-    </w:p>
-    <w:p>
-      <w:pPr>
-        <w:pStyle w:val="Heading2"/>
-      </w:pPr>
-      <w:r>
-        <w:rPr>
-          <w:lang w:val="en_US" w:bidi="en_US"/>
-        </w:rPr>
-        <w:t>wilderness</w:t>
-      </w:r>
-      <w:r>
-        <w:rPr>
-          <w:lang w:val="en_US" w:bidi="en_US"/>
-        </w:rPr>
-      </w:r>
-    </w:p>
-    <w:p>
-      <w:pPr>
-        <w:pStyle w:val="Heading4"/>
-      </w:pPr>
-      <w:r>
-        <w:rPr>
-          <w:lang w:val="en_US" w:bidi="en_US"/>
-        </w:rPr>
-        <w:t>Audio Content</w:t>
-      </w:r>
-      <w:r>
-        <w:rPr>
-          <w:lang w:val="en_US" w:bidi="en_US"/>
-        </w:rPr>
-      </w:r>
-    </w:p>
-    <w:p>
-      <w:pPr/>
-      <w:r>
-        <w:rPr>
-          <w:lang w:val="en_US" w:bidi="en_US"/>
-        </w:rPr>
+      <w:r>
+        <w:rPr>
+          <w:lang w:val="en_US" w:bidi="en_US"/>
+        </w:rPr>
+        <w:t xml:space="preserve">A person who is evil, or wicked, willingly does bad things that hurt other people. When people stop obeying </w:t>
       </w:r>
       <w:hyperlink r:id="rId15">
         <w:r>
@@ -637,24 +396,14 @@
             <w:color w:val="0000EE"/>
             <w:u w:val="single"/>
           </w:rPr>
-          <w:t>mp3 file</w:t>
+          <w:t>God</w:t>
         </w:r>
       </w:hyperlink>
       <w:r>
         <w:rPr>
           <w:lang w:val="en_US" w:bidi="en_US"/>
         </w:rPr>
-        <w:t xml:space="preserve"> (261 KB)</w:t>
-      </w:r>
-      <w:r>
-        <w:rPr>
-          <w:lang w:val="en_US" w:bidi="en_US"/>
-        </w:rPr>
-      </w:r>
-      <w:r>
-        <w:rPr>
-          <w:lang w:val="en_US" w:bidi="en_US"/>
-        </w:rPr>
+        <w:t>, they begin to do evil actions.</w:t>
       </w:r>
     </w:p>
     <w:p>
@@ -664,6 +413,44 @@
           <w:lang w:val="en_US" w:bidi="en_US"/>
         </w:rPr>
       </w:r>
+      <w:r>
+        <w:rPr>
+          <w:lang w:val="en_US" w:bidi="en_US"/>
+        </w:rPr>
+        <w:t>Because humans are so disobedient to God, the Bible teaches us that our hearts have become evil. Instead of wanting to do good things, we want to do bad things. Very many problems in the world like war, poverty, and injustice, happen because of the evil inside people's hearts. Even sickness and death is ultimately a result of evil.</w:t>
+      </w:r>
+    </w:p>
+    <w:p>
+      <w:pPr/>
+      <w:r>
+        <w:rPr>
+          <w:lang w:val="en_US" w:bidi="en_US"/>
+        </w:rPr>
+      </w:r>
+      <w:r>
+        <w:rPr>
+          <w:lang w:val="en_US" w:bidi="en_US"/>
+        </w:rPr>
+        <w:t>God hates evil. When God will establish his kingdom forever, he will destroy evil. Nothing that is evil will enter God's kingdom. Until that time, God still allows evil to happen. Why he allows this is one of the most difficult questions for Christians!</w:t>
+      </w:r>
+      <w:r>
+        <w:rPr>
+          <w:lang w:val="en_US" w:bidi="en_US"/>
+        </w:rPr>
+      </w:r>
+      <w:r>
+        <w:rPr>
+          <w:lang w:val="en_US" w:bidi="en_US"/>
+        </w:rPr>
+      </w:r>
+    </w:p>
+    <w:p>
+      <w:pPr/>
+      <w:r>
+        <w:rPr>
+          <w:lang w:val="en_US" w:bidi="en_US"/>
+        </w:rPr>
+      </w:r>
     </w:p>
     <w:p>
       <w:pPr>
@@ -673,69 +460,7 @@
         <w:rPr>
           <w:lang w:val="en_US" w:bidi="en_US"/>
         </w:rPr>
-        <w:t>wine</w:t>
-      </w:r>
-      <w:r>
-        <w:rPr>
-          <w:lang w:val="en_US" w:bidi="en_US"/>
-        </w:rPr>
-      </w:r>
-    </w:p>
-    <w:p>
-      <w:pPr/>
-      <w:r>
-        <w:rPr>
-          <w:lang w:val="en_US" w:bidi="en_US"/>
-        </w:rPr>
-      </w:r>
-      <w:r>
-        <w:rPr>
-          <w:lang w:val="en_US" w:bidi="en_US"/>
-        </w:rPr>
-        <w:t>Wine is fermented grape juice. People make grape juice from grapes. Grapes are a soft, juicy fruit that grow on a grapevine. People pour the grapes onto a stone and then they trample on the grapes with their feet. This would squeeze out the juice from the grapes. The juice would flow into a container called a wine vat. Another way of taking out the juice was by rolling a heavy stone over the grapes. People would then store the grape juice in jars until it fermented into alcohol, which takes several days to several weeks.</w:t>
-      </w:r>
-    </w:p>
-    <w:p>
-      <w:pPr/>
-      <w:r>
-        <w:rPr>
-          <w:lang w:val="en_US" w:bidi="en_US"/>
-        </w:rPr>
-      </w:r>
-      <w:r>
-        <w:rPr>
-          <w:lang w:val="en_US" w:bidi="en_US"/>
-        </w:rPr>
-        <w:t>Wine in the Bible is usually red in color and can symbolize life, blood, joy, and celebration when people use it well. Although people can use wine well, when people drink too much wine, wine can cause them to become drunk, which makes them lose control of themselves. This can be bad for both themselves and for others.</w:t>
-      </w:r>
-      <w:r>
-        <w:rPr>
-          <w:lang w:val="en_US" w:bidi="en_US"/>
-        </w:rPr>
-      </w:r>
-      <w:r>
-        <w:rPr>
-          <w:lang w:val="en_US" w:bidi="en_US"/>
-        </w:rPr>
-      </w:r>
-    </w:p>
-    <w:p>
-      <w:pPr/>
-      <w:r>
-        <w:rPr>
-          <w:lang w:val="en_US" w:bidi="en_US"/>
-        </w:rPr>
-      </w:r>
-    </w:p>
-    <w:p>
-      <w:pPr>
-        <w:pStyle w:val="Heading2"/>
-      </w:pPr>
-      <w:r>
-        <w:rPr>
-          <w:lang w:val="en_US" w:bidi="en_US"/>
-        </w:rPr>
-        <w:t>wine</w:t>
+        <w:t>wickedness</w:t>
       </w:r>
       <w:r>
         <w:rPr>
@@ -782,7 +507,7 @@
         <w:rPr>
           <w:lang w:val="en_US" w:bidi="en_US"/>
         </w:rPr>
-        <w:t xml:space="preserve"> (330 KB)</w:t>
+        <w:t xml:space="preserve"> (712 KB)</w:t>
       </w:r>
       <w:r>
         <w:rPr>
@@ -811,7 +536,7 @@
         <w:rPr>
           <w:lang w:val="en_US" w:bidi="en_US"/>
         </w:rPr>
-        <w:t>winepress</w:t>
+        <w:t>wilderness</w:t>
       </w:r>
       <w:r>
         <w:rPr>
@@ -831,103 +556,6 @@
           <w:lang w:val="en_US" w:bidi="en_US"/>
         </w:rPr>
         <w:t xml:space="preserve">A </w:t>
-      </w:r>
-      <w:r>
-        <w:rPr>
-          <w:b/>
-          <w:lang w:val="en_US" w:bidi="en_US"/>
-        </w:rPr>
-        <w:t>winepress</w:t>
-      </w:r>
-      <w:r>
-        <w:rPr>
-          <w:lang w:val="en_US" w:bidi="en_US"/>
-        </w:rPr>
-        <w:t xml:space="preserve"> is a flat piece of stone with a ledge around it. People in </w:t>
-      </w:r>
-      <w:r>
-        <w:rPr>
-          <w:lang w:val="en_US" w:bidi="en_US"/>
-        </w:rPr>
-        <w:t>Israel</w:t>
-      </w:r>
-      <w:r>
-        <w:rPr>
-          <w:lang w:val="en_US" w:bidi="en_US"/>
-        </w:rPr>
-        <w:t xml:space="preserve"> use this to press the juice out of grapes. Grapes are a soft, juicy fruit. People pour the grapes on this stone and then they trample on the grapes with their feet. This would squeeze out the juice from the grapes. The juice would flow into a container called a wine vat. Another way of taking out the juice was by rolling a heavy stone over the grapes.</w:t>
-      </w:r>
-    </w:p>
-    <w:p>
-      <w:pPr/>
-      <w:r>
-        <w:rPr>
-          <w:lang w:val="en_US" w:bidi="en_US"/>
-        </w:rPr>
-      </w:r>
-      <w:r>
-        <w:rPr>
-          <w:lang w:val="en_US" w:bidi="en_US"/>
-        </w:rPr>
-        <w:t>You could look at pictures of a winepress in the video Bible dictionary.</w:t>
-      </w:r>
-      <w:r>
-        <w:rPr>
-          <w:lang w:val="en_US" w:bidi="en_US"/>
-        </w:rPr>
-      </w:r>
-      <w:r>
-        <w:rPr>
-          <w:lang w:val="en_US" w:bidi="en_US"/>
-        </w:rPr>
-      </w:r>
-    </w:p>
-    <w:p>
-      <w:pPr/>
-      <w:r>
-        <w:rPr>
-          <w:lang w:val="en_US" w:bidi="en_US"/>
-        </w:rPr>
-      </w:r>
-    </w:p>
-    <w:p>
-      <w:pPr>
-        <w:pStyle w:val="Heading2"/>
-      </w:pPr>
-      <w:r>
-        <w:rPr>
-          <w:lang w:val="en_US" w:bidi="en_US"/>
-        </w:rPr>
-        <w:t>winepress</w:t>
-      </w:r>
-      <w:r>
-        <w:rPr>
-          <w:lang w:val="en_US" w:bidi="en_US"/>
-        </w:rPr>
-      </w:r>
-    </w:p>
-    <w:p>
-      <w:pPr>
-        <w:pStyle w:val="Heading4"/>
-      </w:pPr>
-      <w:r>
-        <w:rPr>
-          <w:lang w:val="en_US" w:bidi="en_US"/>
-        </w:rPr>
-        <w:t>Audio Content</w:t>
-      </w:r>
-      <w:r>
-        <w:rPr>
-          <w:lang w:val="en_US" w:bidi="en_US"/>
-        </w:rPr>
-      </w:r>
-    </w:p>
-    <w:p>
-      <w:pPr/>
-      <w:r>
-        <w:rPr>
-          <w:lang w:val="en_US" w:bidi="en_US"/>
-        </w:rPr>
       </w:r>
       <w:hyperlink r:id="rId17">
         <w:r>
@@ -938,14 +566,27 @@
             <w:color w:val="0000EE"/>
             <w:u w:val="single"/>
           </w:rPr>
-          <w:t>mp3 file</w:t>
+          <w:t>desert</w:t>
         </w:r>
       </w:hyperlink>
       <w:r>
         <w:rPr>
           <w:lang w:val="en_US" w:bidi="en_US"/>
         </w:rPr>
-        <w:t xml:space="preserve"> (376 KB)</w:t>
+        <w:t xml:space="preserve"> or </w:t>
+      </w:r>
+      <w:r>
+        <w:rPr>
+          <w:b/>
+          <w:lang w:val="en_US" w:bidi="en_US"/>
+        </w:rPr>
+        <w:t>wilderness</w:t>
+      </w:r>
+      <w:r>
+        <w:rPr>
+          <w:lang w:val="en_US" w:bidi="en_US"/>
+        </w:rPr>
+        <w:t xml:space="preserve"> is a lonely, barren place without water. There are almost no trees or bushes growing in a desert. The ground is dry and rocky, and there are wild animals roaming around. People do not live in the desert.</w:t>
       </w:r>
       <w:r>
         <w:rPr>
@@ -974,96 +615,7 @@
         <w:rPr>
           <w:lang w:val="en_US" w:bidi="en_US"/>
         </w:rPr>
-        <w:t>wisdom</w:t>
-      </w:r>
-      <w:r>
-        <w:rPr>
-          <w:lang w:val="en_US" w:bidi="en_US"/>
-        </w:rPr>
-      </w:r>
-    </w:p>
-    <w:p>
-      <w:pPr/>
-      <w:r>
-        <w:rPr>
-          <w:lang w:val="en_US" w:bidi="en_US"/>
-        </w:rPr>
-      </w:r>
-      <w:r>
-        <w:rPr>
-          <w:lang w:val="en_US" w:bidi="en_US"/>
-        </w:rPr>
-        <w:t xml:space="preserve">When someone is wise, he has </w:t>
-      </w:r>
-      <w:r>
-        <w:rPr>
-          <w:b/>
-          <w:lang w:val="en_US" w:bidi="en_US"/>
-        </w:rPr>
-        <w:t>wisdom</w:t>
-      </w:r>
-      <w:r>
-        <w:rPr>
-          <w:lang w:val="en_US" w:bidi="en_US"/>
-        </w:rPr>
-        <w:t>. In the Bible, a person who has wisdom understands many things, and is able to make good decisions that lead to good results. When a person has certain skills, like the ability to build or to make something beautiful, the Bible also says that this person has wisdom.</w:t>
-      </w:r>
-    </w:p>
-    <w:p>
-      <w:pPr/>
-      <w:r>
-        <w:rPr>
-          <w:lang w:val="en_US" w:bidi="en_US"/>
-        </w:rPr>
-      </w:r>
-      <w:r>
-        <w:rPr>
-          <w:lang w:val="en_US" w:bidi="en_US"/>
-        </w:rPr>
-        <w:t>It is God who gives wisdom to people. If a person pretends to be wise but does not accept God, then his wisdom is useless, and eventually his plans will fail. Only a person who accepts and obeys God can be truly wise.</w:t>
-      </w:r>
-    </w:p>
-    <w:p>
-      <w:pPr/>
-      <w:r>
-        <w:rPr>
-          <w:lang w:val="en_US" w:bidi="en_US"/>
-        </w:rPr>
-      </w:r>
-      <w:r>
-        <w:rPr>
-          <w:lang w:val="en_US" w:bidi="en_US"/>
-        </w:rPr>
-        <w:t>We can hear a lot about wisdom in the book of Proverbs. In this book, the author sometimes talks about wisdom as if it is a person. This is picture language that people used to help others learn about wisdom. And so, Proverbs can say that "wisdom is calling out to people, trying to make people wise." Wisdom is calling just as a person would call. In 1 Corinthians, Paul talks about Jesus and calls Jesus the "wisdom of God." God's plan to save the world through Jesus was very wise-and therefore, we can be sure that this plan will work!</w:t>
-      </w:r>
-      <w:r>
-        <w:rPr>
-          <w:lang w:val="en_US" w:bidi="en_US"/>
-        </w:rPr>
-      </w:r>
-      <w:r>
-        <w:rPr>
-          <w:lang w:val="en_US" w:bidi="en_US"/>
-        </w:rPr>
-      </w:r>
-    </w:p>
-    <w:p>
-      <w:pPr/>
-      <w:r>
-        <w:rPr>
-          <w:lang w:val="en_US" w:bidi="en_US"/>
-        </w:rPr>
-      </w:r>
-    </w:p>
-    <w:p>
-      <w:pPr>
-        <w:pStyle w:val="Heading2"/>
-      </w:pPr>
-      <w:r>
-        <w:rPr>
-          <w:lang w:val="en_US" w:bidi="en_US"/>
-        </w:rPr>
-        <w:t>wisdom</w:t>
+        <w:t>wilderness</w:t>
       </w:r>
       <w:r>
         <w:rPr>
@@ -1110,7 +662,7 @@
         <w:rPr>
           <w:lang w:val="en_US" w:bidi="en_US"/>
         </w:rPr>
-        <w:t xml:space="preserve"> (949 KB)</w:t>
+        <w:t xml:space="preserve"> (261 KB)</w:t>
       </w:r>
       <w:r>
         <w:rPr>
@@ -1139,7 +691,7 @@
         <w:rPr>
           <w:lang w:val="en_US" w:bidi="en_US"/>
         </w:rPr>
-        <w:t>Word</w:t>
+        <w:t>wine</w:t>
       </w:r>
       <w:r>
         <w:rPr>
@@ -1158,45 +710,7 @@
         <w:rPr>
           <w:lang w:val="en_US" w:bidi="en_US"/>
         </w:rPr>
-        <w:t xml:space="preserve">In the Bible, </w:t>
-      </w:r>
-      <w:r>
-        <w:rPr>
-          <w:b/>
-          <w:lang w:val="en_US" w:bidi="en_US"/>
-        </w:rPr>
-        <w:t>word</w:t>
-      </w:r>
-      <w:r>
-        <w:rPr>
-          <w:lang w:val="en_US" w:bidi="en_US"/>
-        </w:rPr>
-        <w:t xml:space="preserve"> usually means </w:t>
-      </w:r>
-      <w:r>
-        <w:rPr>
-          <w:b/>
-          <w:lang w:val="en_US" w:bidi="en_US"/>
-        </w:rPr>
-        <w:t>the word of God</w:t>
-      </w:r>
-      <w:r>
-        <w:rPr>
-          <w:lang w:val="en_US" w:bidi="en_US"/>
-        </w:rPr>
-        <w:t xml:space="preserve">. The word of God means everything that God tells people. God speaks to the people either directly, or through people called </w:t>
-      </w:r>
-      <w:r>
-        <w:rPr>
-          <w:lang w:val="en_US" w:bidi="en_US"/>
-        </w:rPr>
-        <w:t>prophets</w:t>
-      </w:r>
-      <w:r>
-        <w:rPr>
-          <w:lang w:val="en_US" w:bidi="en_US"/>
-        </w:rPr>
-        <w:t>. God also speaks through his actions: When people see what God is doing, people can understand what he speaks to them.</w:t>
+        <w:t>Wine is fermented grape juice. People make grape juice from grapes. Grapes are a soft, juicy fruit that grow on a grapevine. People pour the grapes onto a stone and then they trample on the grapes with their feet. This would squeeze out the juice from the grapes. The juice would flow into a container called a wine vat. Another way of taking out the juice was by rolling a heavy stone over the grapes. People would then store the grape juice in jars until it fermented into alcohol, which takes several days to several weeks.</w:t>
       </w:r>
     </w:p>
     <w:p>
@@ -1210,19 +724,17 @@
         <w:rPr>
           <w:lang w:val="en_US" w:bidi="en_US"/>
         </w:rPr>
-        <w:t xml:space="preserve">When people in the New Testament talk about "the word," or "the word of God," or "the word of the Lord," they usually mean the </w:t>
-      </w:r>
-      <w:r>
-        <w:rPr>
-          <w:lang w:val="en_US" w:bidi="en_US"/>
-        </w:rPr>
-        <w:t>good news</w:t>
-      </w:r>
-      <w:r>
-        <w:rPr>
-          <w:lang w:val="en_US" w:bidi="en_US"/>
-        </w:rPr>
-        <w:t xml:space="preserve"> that Jesus has come into the world.</w:t>
+        <w:t>Wine in the Bible is usually red in color and can symbolize life, blood, joy, and celebration when people use it well. Although people can use wine well, when people drink too much wine, wine can cause them to become drunk, which makes them lose control of themselves. This can be bad for both themselves and for others.</w:t>
+      </w:r>
+      <w:r>
+        <w:rPr>
+          <w:lang w:val="en_US" w:bidi="en_US"/>
+        </w:rPr>
+      </w:r>
+      <w:r>
+        <w:rPr>
+          <w:lang w:val="en_US" w:bidi="en_US"/>
+        </w:rPr>
       </w:r>
     </w:p>
     <w:p>
@@ -1232,42 +744,6 @@
           <w:lang w:val="en_US" w:bidi="en_US"/>
         </w:rPr>
       </w:r>
-      <w:r>
-        <w:rPr>
-          <w:lang w:val="en_US" w:bidi="en_US"/>
-        </w:rPr>
-        <w:t xml:space="preserve">People can know what God tells them through the </w:t>
-      </w:r>
-      <w:r>
-        <w:rPr>
-          <w:lang w:val="en_US" w:bidi="en_US"/>
-        </w:rPr>
-        <w:t>Scriptures</w:t>
-      </w:r>
-      <w:r>
-        <w:rPr>
-          <w:lang w:val="en_US" w:bidi="en_US"/>
-        </w:rPr>
-        <w:t>-the Bible. Therefore, people also call the Scriptures "the word of God."</w:t>
-      </w:r>
-      <w:r>
-        <w:rPr>
-          <w:lang w:val="en_US" w:bidi="en_US"/>
-        </w:rPr>
-      </w:r>
-      <w:r>
-        <w:rPr>
-          <w:lang w:val="en_US" w:bidi="en_US"/>
-        </w:rPr>
-      </w:r>
-    </w:p>
-    <w:p>
-      <w:pPr/>
-      <w:r>
-        <w:rPr>
-          <w:lang w:val="en_US" w:bidi="en_US"/>
-        </w:rPr>
-      </w:r>
     </w:p>
     <w:p>
       <w:pPr>
@@ -1277,7 +753,7 @@
         <w:rPr>
           <w:lang w:val="en_US" w:bidi="en_US"/>
         </w:rPr>
-        <w:t>Word</w:t>
+        <w:t>wine</w:t>
       </w:r>
       <w:r>
         <w:rPr>
@@ -1324,7 +800,7 @@
         <w:rPr>
           <w:lang w:val="en_US" w:bidi="en_US"/>
         </w:rPr>
-        <w:t xml:space="preserve"> (472 KB)</w:t>
+        <w:t xml:space="preserve"> (330 KB)</w:t>
       </w:r>
       <w:r>
         <w:rPr>
@@ -1353,7 +829,7 @@
         <w:rPr>
           <w:lang w:val="en_US" w:bidi="en_US"/>
         </w:rPr>
-        <w:t>worship</w:t>
+        <w:t>winepress</w:t>
       </w:r>
       <w:r>
         <w:rPr>
@@ -1372,20 +848,38 @@
         <w:rPr>
           <w:lang w:val="en_US" w:bidi="en_US"/>
         </w:rPr>
-        <w:t xml:space="preserve">When we </w:t>
+        <w:t xml:space="preserve">A </w:t>
       </w:r>
       <w:r>
         <w:rPr>
           <w:b/>
           <w:lang w:val="en_US" w:bidi="en_US"/>
         </w:rPr>
-        <w:t>worship</w:t>
-      </w:r>
-      <w:r>
-        <w:rPr>
-          <w:lang w:val="en_US" w:bidi="en_US"/>
-        </w:rPr>
-        <w:t xml:space="preserve"> God, we give honor to God. We say that God deserves all our thanks, our praises, and our respect. When we worship God, we are in awe and wonder about how good and powerful and loving God is, and how different he is from us humans!</w:t>
+        <w:t>winepress</w:t>
+      </w:r>
+      <w:r>
+        <w:rPr>
+          <w:lang w:val="en_US" w:bidi="en_US"/>
+        </w:rPr>
+        <w:t xml:space="preserve"> is a flat piece of stone with a ledge around it. People in </w:t>
+      </w:r>
+      <w:hyperlink r:id="rId20">
+        <w:r>
+          <w:rPr>
+            <w:lang w:val="en_US" w:bidi="en_US"/>
+          </w:rPr>
+          <w:rPr>
+            <w:color w:val="0000EE"/>
+            <w:u w:val="single"/>
+          </w:rPr>
+          <w:t>Israel</w:t>
+        </w:r>
+      </w:hyperlink>
+      <w:r>
+        <w:rPr>
+          <w:lang w:val="en_US" w:bidi="en_US"/>
+        </w:rPr>
+        <w:t xml:space="preserve"> use this to press the juice out of grapes. Grapes are a soft, juicy fruit. People pour the grapes on this stone and then they trample on the grapes with their feet. This would squeeze out the juice from the grapes. The juice would flow into a container called a wine vat. Another way of taking out the juice was by rolling a heavy stone over the grapes.</w:t>
       </w:r>
     </w:p>
     <w:p>
@@ -1399,7 +893,17 @@
         <w:rPr>
           <w:lang w:val="en_US" w:bidi="en_US"/>
         </w:rPr>
-        <w:t>Only God deserves our worship. We should not worship anything or anyone else.</w:t>
+        <w:t>You could look at pictures of a winepress in the video Bible dictionary.</w:t>
+      </w:r>
+      <w:r>
+        <w:rPr>
+          <w:lang w:val="en_US" w:bidi="en_US"/>
+        </w:rPr>
+      </w:r>
+      <w:r>
+        <w:rPr>
+          <w:lang w:val="en_US" w:bidi="en_US"/>
+        </w:rPr>
       </w:r>
     </w:p>
     <w:p>
@@ -1409,71 +913,37 @@
           <w:lang w:val="en_US" w:bidi="en_US"/>
         </w:rPr>
       </w:r>
-      <w:r>
-        <w:rPr>
-          <w:lang w:val="en_US" w:bidi="en_US"/>
-        </w:rPr>
-        <w:t xml:space="preserve">People in the Bible often showed their worship to God by </w:t>
-      </w:r>
-      <w:r>
-        <w:rPr>
-          <w:lang w:val="en_US" w:bidi="en_US"/>
-        </w:rPr>
-        <w:t>bowing</w:t>
-      </w:r>
-      <w:r>
-        <w:rPr>
-          <w:lang w:val="en_US" w:bidi="en_US"/>
-        </w:rPr>
-        <w:t xml:space="preserve"> down to him. People worshiped God together, or just by themselves. During the time in </w:t>
-      </w:r>
-      <w:r>
-        <w:rPr>
-          <w:lang w:val="en_US" w:bidi="en_US"/>
-        </w:rPr>
-        <w:t>Israel</w:t>
-      </w:r>
-      <w:r>
-        <w:rPr>
-          <w:lang w:val="en_US" w:bidi="en_US"/>
-        </w:rPr>
-        <w:t xml:space="preserve">'s history when they had the </w:t>
-      </w:r>
-      <w:r>
-        <w:rPr>
-          <w:lang w:val="en_US" w:bidi="en_US"/>
-        </w:rPr>
-        <w:t>temple</w:t>
-      </w:r>
-      <w:r>
-        <w:rPr>
-          <w:lang w:val="en_US" w:bidi="en_US"/>
-        </w:rPr>
-        <w:t xml:space="preserve"> of God, people worshiped God together at the temple. They worshiped God through their songs, </w:t>
-      </w:r>
-      <w:r>
-        <w:rPr>
-          <w:lang w:val="en_US" w:bidi="en_US"/>
-        </w:rPr>
-        <w:t>prayers</w:t>
-      </w:r>
-      <w:r>
-        <w:rPr>
-          <w:lang w:val="en_US" w:bidi="en_US"/>
-        </w:rPr>
-        <w:t xml:space="preserve">, and </w:t>
-      </w:r>
-      <w:r>
-        <w:rPr>
-          <w:lang w:val="en_US" w:bidi="en_US"/>
-        </w:rPr>
-        <w:t>sacrifices</w:t>
-      </w:r>
-      <w:r>
-        <w:rPr>
-          <w:lang w:val="en_US" w:bidi="en_US"/>
-        </w:rPr>
-        <w:t>. But these activities of worship were useless if their hearts were not obedient to God. God told them that he rejects people's worship of him if they treat other people with cruelty and injustice.</w:t>
+    </w:p>
+    <w:p>
+      <w:pPr>
+        <w:pStyle w:val="Heading2"/>
+      </w:pPr>
+      <w:r>
+        <w:rPr>
+          <w:lang w:val="en_US" w:bidi="en_US"/>
+        </w:rPr>
+        <w:t>winepress</w:t>
+      </w:r>
+      <w:r>
+        <w:rPr>
+          <w:lang w:val="en_US" w:bidi="en_US"/>
+        </w:rPr>
+      </w:r>
+    </w:p>
+    <w:p>
+      <w:pPr>
+        <w:pStyle w:val="Heading4"/>
+      </w:pPr>
+      <w:r>
+        <w:rPr>
+          <w:lang w:val="en_US" w:bidi="en_US"/>
+        </w:rPr>
+        <w:t>Audio Content</w:t>
+      </w:r>
+      <w:r>
+        <w:rPr>
+          <w:lang w:val="en_US" w:bidi="en_US"/>
+        </w:rPr>
       </w:r>
     </w:p>
     <w:p>
@@ -1483,135 +953,7 @@
           <w:lang w:val="en_US" w:bidi="en_US"/>
         </w:rPr>
       </w:r>
-      <w:r>
-        <w:rPr>
-          <w:lang w:val="en_US" w:bidi="en_US"/>
-        </w:rPr>
-        <w:t xml:space="preserve">In the time of the New Testament, the </w:t>
-      </w:r>
-      <w:r>
-        <w:rPr>
-          <w:lang w:val="en_US" w:bidi="en_US"/>
-        </w:rPr>
-        <w:t>Jews</w:t>
-      </w:r>
-      <w:r>
-        <w:rPr>
-          <w:lang w:val="en_US" w:bidi="en_US"/>
-        </w:rPr>
-        <w:t xml:space="preserve"> also met together for worship in </w:t>
-      </w:r>
-      <w:r>
-        <w:rPr>
-          <w:lang w:val="en_US" w:bidi="en_US"/>
-        </w:rPr>
-        <w:t>synagogues</w:t>
-      </w:r>
-      <w:r>
-        <w:rPr>
-          <w:lang w:val="en_US" w:bidi="en_US"/>
-        </w:rPr>
-        <w:t>. A synagogue is a place where Jewish people gather for teaching and learning about God. The Jews also prayed and worshiped God in the synagogues. But Jesus also made it clear that God cares more about our love for him than about the place where we worship.</w:t>
-      </w:r>
-    </w:p>
-    <w:p>
-      <w:pPr/>
-      <w:r>
-        <w:rPr>
-          <w:lang w:val="en_US" w:bidi="en_US"/>
-        </w:rPr>
-      </w:r>
-      <w:r>
-        <w:rPr>
-          <w:lang w:val="en_US" w:bidi="en_US"/>
-        </w:rPr>
-        <w:t xml:space="preserve">After Jesus had gone back to </w:t>
-      </w:r>
-      <w:r>
-        <w:rPr>
-          <w:lang w:val="en_US" w:bidi="en_US"/>
-        </w:rPr>
-        <w:t>heaven</w:t>
-      </w:r>
-      <w:r>
-        <w:rPr>
-          <w:lang w:val="en_US" w:bidi="en_US"/>
-        </w:rPr>
-        <w:t>, his followers at first still worshiped God in the temple and in the synagogues. Later, when more and more people who were not Jews became followers of Jesus, the people began to meet together especially in people's homes. They worshiped God together through preaching, prayer, singing, and by other activities.</w:t>
-      </w:r>
-    </w:p>
-    <w:p>
-      <w:pPr/>
-      <w:r>
-        <w:rPr>
-          <w:lang w:val="en_US" w:bidi="en_US"/>
-        </w:rPr>
-      </w:r>
-      <w:r>
-        <w:rPr>
-          <w:lang w:val="en_US" w:bidi="en_US"/>
-        </w:rPr>
-        <w:t>But worship is not something that we do only at particular times, and in groups. Everything we do, even ordinary daily tasks, can be worship if we do them for God. Our whole life and all our actions should be a worship to God. God has been so good to us, and because we are so grateful to him we worship him in everything that we do.</w:t>
-      </w:r>
-      <w:r>
-        <w:rPr>
-          <w:lang w:val="en_US" w:bidi="en_US"/>
-        </w:rPr>
-      </w:r>
-      <w:r>
-        <w:rPr>
-          <w:lang w:val="en_US" w:bidi="en_US"/>
-        </w:rPr>
-      </w:r>
-    </w:p>
-    <w:p>
-      <w:pPr/>
-      <w:r>
-        <w:rPr>
-          <w:lang w:val="en_US" w:bidi="en_US"/>
-        </w:rPr>
-      </w:r>
-    </w:p>
-    <w:p>
-      <w:pPr>
-        <w:pStyle w:val="Heading2"/>
-      </w:pPr>
-      <w:r>
-        <w:rPr>
-          <w:lang w:val="en_US" w:bidi="en_US"/>
-        </w:rPr>
-        <w:t>worship</w:t>
-      </w:r>
-      <w:r>
-        <w:rPr>
-          <w:lang w:val="en_US" w:bidi="en_US"/>
-        </w:rPr>
-      </w:r>
-    </w:p>
-    <w:p>
-      <w:pPr>
-        <w:pStyle w:val="Heading4"/>
-      </w:pPr>
-      <w:r>
-        <w:rPr>
-          <w:lang w:val="en_US" w:bidi="en_US"/>
-        </w:rPr>
-        <w:t>Audio Content</w:t>
-      </w:r>
-      <w:r>
-        <w:rPr>
-          <w:lang w:val="en_US" w:bidi="en_US"/>
-        </w:rPr>
-      </w:r>
-    </w:p>
-    <w:p>
-      <w:pPr/>
-      <w:r>
-        <w:rPr>
-          <w:lang w:val="en_US" w:bidi="en_US"/>
-        </w:rPr>
-      </w:r>
-      <w:hyperlink r:id="rId20">
+      <w:hyperlink r:id="rId21">
         <w:r>
           <w:rPr>
             <w:lang w:val="en_US" w:bidi="en_US"/>
@@ -1627,6 +969,754 @@
         <w:rPr>
           <w:lang w:val="en_US" w:bidi="en_US"/>
         </w:rPr>
+        <w:t xml:space="preserve"> (376 KB)</w:t>
+      </w:r>
+      <w:r>
+        <w:rPr>
+          <w:lang w:val="en_US" w:bidi="en_US"/>
+        </w:rPr>
+      </w:r>
+      <w:r>
+        <w:rPr>
+          <w:lang w:val="en_US" w:bidi="en_US"/>
+        </w:rPr>
+      </w:r>
+    </w:p>
+    <w:p>
+      <w:pPr/>
+      <w:r>
+        <w:rPr>
+          <w:lang w:val="en_US" w:bidi="en_US"/>
+        </w:rPr>
+      </w:r>
+    </w:p>
+    <w:p>
+      <w:pPr>
+        <w:pStyle w:val="Heading2"/>
+      </w:pPr>
+      <w:r>
+        <w:rPr>
+          <w:lang w:val="en_US" w:bidi="en_US"/>
+        </w:rPr>
+        <w:t>wisdom</w:t>
+      </w:r>
+      <w:r>
+        <w:rPr>
+          <w:lang w:val="en_US" w:bidi="en_US"/>
+        </w:rPr>
+      </w:r>
+    </w:p>
+    <w:p>
+      <w:pPr/>
+      <w:r>
+        <w:rPr>
+          <w:lang w:val="en_US" w:bidi="en_US"/>
+        </w:rPr>
+      </w:r>
+      <w:r>
+        <w:rPr>
+          <w:lang w:val="en_US" w:bidi="en_US"/>
+        </w:rPr>
+        <w:t xml:space="preserve">When someone is wise, he has </w:t>
+      </w:r>
+      <w:r>
+        <w:rPr>
+          <w:b/>
+          <w:lang w:val="en_US" w:bidi="en_US"/>
+        </w:rPr>
+        <w:t>wisdom</w:t>
+      </w:r>
+      <w:r>
+        <w:rPr>
+          <w:lang w:val="en_US" w:bidi="en_US"/>
+        </w:rPr>
+        <w:t>. In the Bible, a person who has wisdom understands many things, and is able to make good decisions that lead to good results. When a person has certain skills, like the ability to build or to make something beautiful, the Bible also says that this person has wisdom.</w:t>
+      </w:r>
+    </w:p>
+    <w:p>
+      <w:pPr/>
+      <w:r>
+        <w:rPr>
+          <w:lang w:val="en_US" w:bidi="en_US"/>
+        </w:rPr>
+      </w:r>
+      <w:r>
+        <w:rPr>
+          <w:lang w:val="en_US" w:bidi="en_US"/>
+        </w:rPr>
+        <w:t>It is God who gives wisdom to people. If a person pretends to be wise but does not accept God, then his wisdom is useless, and eventually his plans will fail. Only a person who accepts and obeys God can be truly wise.</w:t>
+      </w:r>
+    </w:p>
+    <w:p>
+      <w:pPr/>
+      <w:r>
+        <w:rPr>
+          <w:lang w:val="en_US" w:bidi="en_US"/>
+        </w:rPr>
+      </w:r>
+      <w:r>
+        <w:rPr>
+          <w:lang w:val="en_US" w:bidi="en_US"/>
+        </w:rPr>
+        <w:t>We can hear a lot about wisdom in the book of Proverbs. In this book, the author sometimes talks about wisdom as if it is a person. This is picture language that people used to help others learn about wisdom. And so, Proverbs can say that "wisdom is calling out to people, trying to make people wise." Wisdom is calling just as a person would call. In 1 Corinthians, Paul talks about Jesus and calls Jesus the "wisdom of God." God's plan to save the world through Jesus was very wise-and therefore, we can be sure that this plan will work!</w:t>
+      </w:r>
+      <w:r>
+        <w:rPr>
+          <w:lang w:val="en_US" w:bidi="en_US"/>
+        </w:rPr>
+      </w:r>
+      <w:r>
+        <w:rPr>
+          <w:lang w:val="en_US" w:bidi="en_US"/>
+        </w:rPr>
+      </w:r>
+    </w:p>
+    <w:p>
+      <w:pPr/>
+      <w:r>
+        <w:rPr>
+          <w:lang w:val="en_US" w:bidi="en_US"/>
+        </w:rPr>
+      </w:r>
+    </w:p>
+    <w:p>
+      <w:pPr>
+        <w:pStyle w:val="Heading2"/>
+      </w:pPr>
+      <w:r>
+        <w:rPr>
+          <w:lang w:val="en_US" w:bidi="en_US"/>
+        </w:rPr>
+        <w:t>wisdom</w:t>
+      </w:r>
+      <w:r>
+        <w:rPr>
+          <w:lang w:val="en_US" w:bidi="en_US"/>
+        </w:rPr>
+      </w:r>
+    </w:p>
+    <w:p>
+      <w:pPr>
+        <w:pStyle w:val="Heading4"/>
+      </w:pPr>
+      <w:r>
+        <w:rPr>
+          <w:lang w:val="en_US" w:bidi="en_US"/>
+        </w:rPr>
+        <w:t>Audio Content</w:t>
+      </w:r>
+      <w:r>
+        <w:rPr>
+          <w:lang w:val="en_US" w:bidi="en_US"/>
+        </w:rPr>
+      </w:r>
+    </w:p>
+    <w:p>
+      <w:pPr/>
+      <w:r>
+        <w:rPr>
+          <w:lang w:val="en_US" w:bidi="en_US"/>
+        </w:rPr>
+      </w:r>
+      <w:hyperlink r:id="rId22">
+        <w:r>
+          <w:rPr>
+            <w:lang w:val="en_US" w:bidi="en_US"/>
+          </w:rPr>
+          <w:rPr>
+            <w:color w:val="0000EE"/>
+            <w:u w:val="single"/>
+          </w:rPr>
+          <w:t>mp3 file</w:t>
+        </w:r>
+      </w:hyperlink>
+      <w:r>
+        <w:rPr>
+          <w:lang w:val="en_US" w:bidi="en_US"/>
+        </w:rPr>
+        <w:t xml:space="preserve"> (949 KB)</w:t>
+      </w:r>
+      <w:r>
+        <w:rPr>
+          <w:lang w:val="en_US" w:bidi="en_US"/>
+        </w:rPr>
+      </w:r>
+      <w:r>
+        <w:rPr>
+          <w:lang w:val="en_US" w:bidi="en_US"/>
+        </w:rPr>
+      </w:r>
+    </w:p>
+    <w:p>
+      <w:pPr/>
+      <w:r>
+        <w:rPr>
+          <w:lang w:val="en_US" w:bidi="en_US"/>
+        </w:rPr>
+      </w:r>
+    </w:p>
+    <w:p>
+      <w:pPr>
+        <w:pStyle w:val="Heading2"/>
+      </w:pPr>
+      <w:r>
+        <w:rPr>
+          <w:lang w:val="en_US" w:bidi="en_US"/>
+        </w:rPr>
+        <w:t>Word</w:t>
+      </w:r>
+      <w:r>
+        <w:rPr>
+          <w:lang w:val="en_US" w:bidi="en_US"/>
+        </w:rPr>
+      </w:r>
+    </w:p>
+    <w:p>
+      <w:pPr/>
+      <w:r>
+        <w:rPr>
+          <w:lang w:val="en_US" w:bidi="en_US"/>
+        </w:rPr>
+      </w:r>
+      <w:r>
+        <w:rPr>
+          <w:lang w:val="en_US" w:bidi="en_US"/>
+        </w:rPr>
+        <w:t xml:space="preserve">In the Bible, </w:t>
+      </w:r>
+      <w:r>
+        <w:rPr>
+          <w:b/>
+          <w:lang w:val="en_US" w:bidi="en_US"/>
+        </w:rPr>
+        <w:t>word</w:t>
+      </w:r>
+      <w:r>
+        <w:rPr>
+          <w:lang w:val="en_US" w:bidi="en_US"/>
+        </w:rPr>
+        <w:t xml:space="preserve"> usually means </w:t>
+      </w:r>
+      <w:r>
+        <w:rPr>
+          <w:b/>
+          <w:lang w:val="en_US" w:bidi="en_US"/>
+        </w:rPr>
+        <w:t>the word of God</w:t>
+      </w:r>
+      <w:r>
+        <w:rPr>
+          <w:lang w:val="en_US" w:bidi="en_US"/>
+        </w:rPr>
+        <w:t xml:space="preserve">. The word of God means everything that God tells people. God speaks to the people either directly, or through people called </w:t>
+      </w:r>
+      <w:hyperlink r:id="rId23">
+        <w:r>
+          <w:rPr>
+            <w:lang w:val="en_US" w:bidi="en_US"/>
+          </w:rPr>
+          <w:rPr>
+            <w:color w:val="0000EE"/>
+            <w:u w:val="single"/>
+          </w:rPr>
+          <w:t>prophets</w:t>
+        </w:r>
+      </w:hyperlink>
+      <w:r>
+        <w:rPr>
+          <w:lang w:val="en_US" w:bidi="en_US"/>
+        </w:rPr>
+        <w:t>. God also speaks through his actions: When people see what God is doing, people can understand what he speaks to them.</w:t>
+      </w:r>
+    </w:p>
+    <w:p>
+      <w:pPr/>
+      <w:r>
+        <w:rPr>
+          <w:lang w:val="en_US" w:bidi="en_US"/>
+        </w:rPr>
+      </w:r>
+      <w:r>
+        <w:rPr>
+          <w:lang w:val="en_US" w:bidi="en_US"/>
+        </w:rPr>
+        <w:t xml:space="preserve">When people in the New Testament talk about "the word," or "the word of God," or "the word of the Lord," they usually mean the </w:t>
+      </w:r>
+      <w:hyperlink r:id="rId24">
+        <w:r>
+          <w:rPr>
+            <w:lang w:val="en_US" w:bidi="en_US"/>
+          </w:rPr>
+          <w:rPr>
+            <w:color w:val="0000EE"/>
+            <w:u w:val="single"/>
+          </w:rPr>
+          <w:t>good news</w:t>
+        </w:r>
+      </w:hyperlink>
+      <w:r>
+        <w:rPr>
+          <w:lang w:val="en_US" w:bidi="en_US"/>
+        </w:rPr>
+        <w:t xml:space="preserve"> that Jesus has come into the world.</w:t>
+      </w:r>
+    </w:p>
+    <w:p>
+      <w:pPr/>
+      <w:r>
+        <w:rPr>
+          <w:lang w:val="en_US" w:bidi="en_US"/>
+        </w:rPr>
+      </w:r>
+      <w:r>
+        <w:rPr>
+          <w:lang w:val="en_US" w:bidi="en_US"/>
+        </w:rPr>
+        <w:t xml:space="preserve">People can know what God tells them through the </w:t>
+      </w:r>
+      <w:hyperlink r:id="rId25">
+        <w:r>
+          <w:rPr>
+            <w:lang w:val="en_US" w:bidi="en_US"/>
+          </w:rPr>
+          <w:rPr>
+            <w:color w:val="0000EE"/>
+            <w:u w:val="single"/>
+          </w:rPr>
+          <w:t>Scriptures</w:t>
+        </w:r>
+      </w:hyperlink>
+      <w:r>
+        <w:rPr>
+          <w:lang w:val="en_US" w:bidi="en_US"/>
+        </w:rPr>
+        <w:t>-the Bible. Therefore, people also call the Scriptures "the word of God."</w:t>
+      </w:r>
+      <w:r>
+        <w:rPr>
+          <w:lang w:val="en_US" w:bidi="en_US"/>
+        </w:rPr>
+      </w:r>
+      <w:r>
+        <w:rPr>
+          <w:lang w:val="en_US" w:bidi="en_US"/>
+        </w:rPr>
+      </w:r>
+    </w:p>
+    <w:p>
+      <w:pPr/>
+      <w:r>
+        <w:rPr>
+          <w:lang w:val="en_US" w:bidi="en_US"/>
+        </w:rPr>
+      </w:r>
+    </w:p>
+    <w:p>
+      <w:pPr>
+        <w:pStyle w:val="Heading2"/>
+      </w:pPr>
+      <w:r>
+        <w:rPr>
+          <w:lang w:val="en_US" w:bidi="en_US"/>
+        </w:rPr>
+        <w:t>Word</w:t>
+      </w:r>
+      <w:r>
+        <w:rPr>
+          <w:lang w:val="en_US" w:bidi="en_US"/>
+        </w:rPr>
+      </w:r>
+    </w:p>
+    <w:p>
+      <w:pPr>
+        <w:pStyle w:val="Heading4"/>
+      </w:pPr>
+      <w:r>
+        <w:rPr>
+          <w:lang w:val="en_US" w:bidi="en_US"/>
+        </w:rPr>
+        <w:t>Audio Content</w:t>
+      </w:r>
+      <w:r>
+        <w:rPr>
+          <w:lang w:val="en_US" w:bidi="en_US"/>
+        </w:rPr>
+      </w:r>
+    </w:p>
+    <w:p>
+      <w:pPr/>
+      <w:r>
+        <w:rPr>
+          <w:lang w:val="en_US" w:bidi="en_US"/>
+        </w:rPr>
+      </w:r>
+      <w:hyperlink r:id="rId26">
+        <w:r>
+          <w:rPr>
+            <w:lang w:val="en_US" w:bidi="en_US"/>
+          </w:rPr>
+          <w:rPr>
+            <w:color w:val="0000EE"/>
+            <w:u w:val="single"/>
+          </w:rPr>
+          <w:t>mp3 file</w:t>
+        </w:r>
+      </w:hyperlink>
+      <w:r>
+        <w:rPr>
+          <w:lang w:val="en_US" w:bidi="en_US"/>
+        </w:rPr>
+        <w:t xml:space="preserve"> (472 KB)</w:t>
+      </w:r>
+      <w:r>
+        <w:rPr>
+          <w:lang w:val="en_US" w:bidi="en_US"/>
+        </w:rPr>
+      </w:r>
+      <w:r>
+        <w:rPr>
+          <w:lang w:val="en_US" w:bidi="en_US"/>
+        </w:rPr>
+      </w:r>
+    </w:p>
+    <w:p>
+      <w:pPr/>
+      <w:r>
+        <w:rPr>
+          <w:lang w:val="en_US" w:bidi="en_US"/>
+        </w:rPr>
+      </w:r>
+    </w:p>
+    <w:p>
+      <w:pPr>
+        <w:pStyle w:val="Heading2"/>
+      </w:pPr>
+      <w:r>
+        <w:rPr>
+          <w:lang w:val="en_US" w:bidi="en_US"/>
+        </w:rPr>
+        <w:t>worship</w:t>
+      </w:r>
+      <w:r>
+        <w:rPr>
+          <w:lang w:val="en_US" w:bidi="en_US"/>
+        </w:rPr>
+      </w:r>
+    </w:p>
+    <w:p>
+      <w:pPr/>
+      <w:r>
+        <w:rPr>
+          <w:lang w:val="en_US" w:bidi="en_US"/>
+        </w:rPr>
+      </w:r>
+      <w:r>
+        <w:rPr>
+          <w:lang w:val="en_US" w:bidi="en_US"/>
+        </w:rPr>
+        <w:t xml:space="preserve">When we </w:t>
+      </w:r>
+      <w:r>
+        <w:rPr>
+          <w:b/>
+          <w:lang w:val="en_US" w:bidi="en_US"/>
+        </w:rPr>
+        <w:t>worship</w:t>
+      </w:r>
+      <w:r>
+        <w:rPr>
+          <w:lang w:val="en_US" w:bidi="en_US"/>
+        </w:rPr>
+        <w:t xml:space="preserve"> God, we give honor to God. We say that God deserves all our thanks, our praises, and our respect. When we worship God, we are in awe and wonder about how good and powerful and loving God is, and how different he is from us humans!</w:t>
+      </w:r>
+    </w:p>
+    <w:p>
+      <w:pPr/>
+      <w:r>
+        <w:rPr>
+          <w:lang w:val="en_US" w:bidi="en_US"/>
+        </w:rPr>
+      </w:r>
+      <w:r>
+        <w:rPr>
+          <w:lang w:val="en_US" w:bidi="en_US"/>
+        </w:rPr>
+        <w:t>Only God deserves our worship. We should not worship anything or anyone else.</w:t>
+      </w:r>
+    </w:p>
+    <w:p>
+      <w:pPr/>
+      <w:r>
+        <w:rPr>
+          <w:lang w:val="en_US" w:bidi="en_US"/>
+        </w:rPr>
+      </w:r>
+      <w:r>
+        <w:rPr>
+          <w:lang w:val="en_US" w:bidi="en_US"/>
+        </w:rPr>
+        <w:t xml:space="preserve">People in the Bible often showed their worship to God by </w:t>
+      </w:r>
+      <w:hyperlink r:id="rId27">
+        <w:r>
+          <w:rPr>
+            <w:lang w:val="en_US" w:bidi="en_US"/>
+          </w:rPr>
+          <w:rPr>
+            <w:color w:val="0000EE"/>
+            <w:u w:val="single"/>
+          </w:rPr>
+          <w:t>bowing</w:t>
+        </w:r>
+      </w:hyperlink>
+      <w:r>
+        <w:rPr>
+          <w:lang w:val="en_US" w:bidi="en_US"/>
+        </w:rPr>
+        <w:t xml:space="preserve"> down to him. People worshiped God together, or just by themselves. During the time in </w:t>
+      </w:r>
+      <w:hyperlink r:id="rId20">
+        <w:r>
+          <w:rPr>
+            <w:lang w:val="en_US" w:bidi="en_US"/>
+          </w:rPr>
+          <w:rPr>
+            <w:color w:val="0000EE"/>
+            <w:u w:val="single"/>
+          </w:rPr>
+          <w:t>Israel</w:t>
+        </w:r>
+      </w:hyperlink>
+      <w:r>
+        <w:rPr>
+          <w:lang w:val="en_US" w:bidi="en_US"/>
+        </w:rPr>
+        <w:t xml:space="preserve">'s history when they had the </w:t>
+      </w:r>
+      <w:hyperlink r:id="rId28">
+        <w:r>
+          <w:rPr>
+            <w:lang w:val="en_US" w:bidi="en_US"/>
+          </w:rPr>
+          <w:rPr>
+            <w:color w:val="0000EE"/>
+            <w:u w:val="single"/>
+          </w:rPr>
+          <w:t>temple</w:t>
+        </w:r>
+      </w:hyperlink>
+      <w:r>
+        <w:rPr>
+          <w:lang w:val="en_US" w:bidi="en_US"/>
+        </w:rPr>
+        <w:t xml:space="preserve"> of God, people worshiped God together at the temple. They worshiped God through their songs, </w:t>
+      </w:r>
+      <w:hyperlink r:id="rId29">
+        <w:r>
+          <w:rPr>
+            <w:lang w:val="en_US" w:bidi="en_US"/>
+          </w:rPr>
+          <w:rPr>
+            <w:color w:val="0000EE"/>
+            <w:u w:val="single"/>
+          </w:rPr>
+          <w:t>prayers</w:t>
+        </w:r>
+      </w:hyperlink>
+      <w:r>
+        <w:rPr>
+          <w:lang w:val="en_US" w:bidi="en_US"/>
+        </w:rPr>
+        <w:t xml:space="preserve">, and </w:t>
+      </w:r>
+      <w:hyperlink r:id="rId30">
+        <w:r>
+          <w:rPr>
+            <w:lang w:val="en_US" w:bidi="en_US"/>
+          </w:rPr>
+          <w:rPr>
+            <w:color w:val="0000EE"/>
+            <w:u w:val="single"/>
+          </w:rPr>
+          <w:t>sacrifices</w:t>
+        </w:r>
+      </w:hyperlink>
+      <w:r>
+        <w:rPr>
+          <w:lang w:val="en_US" w:bidi="en_US"/>
+        </w:rPr>
+        <w:t>. But these activities of worship were useless if their hearts were not obedient to God. God told them that he rejects people's worship of him if they treat other people with cruelty and injustice.</w:t>
+      </w:r>
+    </w:p>
+    <w:p>
+      <w:pPr/>
+      <w:r>
+        <w:rPr>
+          <w:lang w:val="en_US" w:bidi="en_US"/>
+        </w:rPr>
+      </w:r>
+      <w:r>
+        <w:rPr>
+          <w:lang w:val="en_US" w:bidi="en_US"/>
+        </w:rPr>
+        <w:t xml:space="preserve">In the time of the New Testament, the </w:t>
+      </w:r>
+      <w:hyperlink r:id="rId31">
+        <w:r>
+          <w:rPr>
+            <w:lang w:val="en_US" w:bidi="en_US"/>
+          </w:rPr>
+          <w:rPr>
+            <w:color w:val="0000EE"/>
+            <w:u w:val="single"/>
+          </w:rPr>
+          <w:t>Jews</w:t>
+        </w:r>
+      </w:hyperlink>
+      <w:r>
+        <w:rPr>
+          <w:lang w:val="en_US" w:bidi="en_US"/>
+        </w:rPr>
+        <w:t xml:space="preserve"> also met together for worship in </w:t>
+      </w:r>
+      <w:hyperlink r:id="rId32">
+        <w:r>
+          <w:rPr>
+            <w:lang w:val="en_US" w:bidi="en_US"/>
+          </w:rPr>
+          <w:rPr>
+            <w:color w:val="0000EE"/>
+            <w:u w:val="single"/>
+          </w:rPr>
+          <w:t>synagogues</w:t>
+        </w:r>
+      </w:hyperlink>
+      <w:r>
+        <w:rPr>
+          <w:lang w:val="en_US" w:bidi="en_US"/>
+        </w:rPr>
+        <w:t>. A synagogue is a place where Jewish people gather for teaching and learning about God. The Jews also prayed and worshiped God in the synagogues. But Jesus also made it clear that God cares more about our love for him than about the place where we worship.</w:t>
+      </w:r>
+    </w:p>
+    <w:p>
+      <w:pPr/>
+      <w:r>
+        <w:rPr>
+          <w:lang w:val="en_US" w:bidi="en_US"/>
+        </w:rPr>
+      </w:r>
+      <w:r>
+        <w:rPr>
+          <w:lang w:val="en_US" w:bidi="en_US"/>
+        </w:rPr>
+        <w:t xml:space="preserve">After Jesus had gone back to </w:t>
+      </w:r>
+      <w:hyperlink r:id="rId33">
+        <w:r>
+          <w:rPr>
+            <w:lang w:val="en_US" w:bidi="en_US"/>
+          </w:rPr>
+          <w:rPr>
+            <w:color w:val="0000EE"/>
+            <w:u w:val="single"/>
+          </w:rPr>
+          <w:t>heaven</w:t>
+        </w:r>
+      </w:hyperlink>
+      <w:r>
+        <w:rPr>
+          <w:lang w:val="en_US" w:bidi="en_US"/>
+        </w:rPr>
+        <w:t>, his followers at first still worshiped God in the temple and in the synagogues. Later, when more and more people who were not Jews became followers of Jesus, the people began to meet together especially in people's homes. They worshiped God together through preaching, prayer, singing, and by other activities.</w:t>
+      </w:r>
+    </w:p>
+    <w:p>
+      <w:pPr/>
+      <w:r>
+        <w:rPr>
+          <w:lang w:val="en_US" w:bidi="en_US"/>
+        </w:rPr>
+      </w:r>
+      <w:r>
+        <w:rPr>
+          <w:lang w:val="en_US" w:bidi="en_US"/>
+        </w:rPr>
+        <w:t>But worship is not something that we do only at particular times, and in groups. Everything we do, even ordinary daily tasks, can be worship if we do them for God. Our whole life and all our actions should be a worship to God. God has been so good to us, and because we are so grateful to him we worship him in everything that we do.</w:t>
+      </w:r>
+      <w:r>
+        <w:rPr>
+          <w:lang w:val="en_US" w:bidi="en_US"/>
+        </w:rPr>
+      </w:r>
+      <w:r>
+        <w:rPr>
+          <w:lang w:val="en_US" w:bidi="en_US"/>
+        </w:rPr>
+      </w:r>
+    </w:p>
+    <w:p>
+      <w:pPr/>
+      <w:r>
+        <w:rPr>
+          <w:lang w:val="en_US" w:bidi="en_US"/>
+        </w:rPr>
+      </w:r>
+    </w:p>
+    <w:p>
+      <w:pPr>
+        <w:pStyle w:val="Heading2"/>
+      </w:pPr>
+      <w:r>
+        <w:rPr>
+          <w:lang w:val="en_US" w:bidi="en_US"/>
+        </w:rPr>
+        <w:t>worship</w:t>
+      </w:r>
+      <w:r>
+        <w:rPr>
+          <w:lang w:val="en_US" w:bidi="en_US"/>
+        </w:rPr>
+      </w:r>
+    </w:p>
+    <w:p>
+      <w:pPr>
+        <w:pStyle w:val="Heading4"/>
+      </w:pPr>
+      <w:r>
+        <w:rPr>
+          <w:lang w:val="en_US" w:bidi="en_US"/>
+        </w:rPr>
+        <w:t>Audio Content</w:t>
+      </w:r>
+      <w:r>
+        <w:rPr>
+          <w:lang w:val="en_US" w:bidi="en_US"/>
+        </w:rPr>
+      </w:r>
+    </w:p>
+    <w:p>
+      <w:pPr/>
+      <w:r>
+        <w:rPr>
+          <w:lang w:val="en_US" w:bidi="en_US"/>
+        </w:rPr>
+      </w:r>
+      <w:hyperlink r:id="rId34">
+        <w:r>
+          <w:rPr>
+            <w:lang w:val="en_US" w:bidi="en_US"/>
+          </w:rPr>
+          <w:rPr>
+            <w:color w:val="0000EE"/>
+            <w:u w:val="single"/>
+          </w:rPr>
+          <w:t>mp3 file</w:t>
+        </w:r>
+      </w:hyperlink>
+      <w:r>
+        <w:rPr>
+          <w:lang w:val="en_US" w:bidi="en_US"/>
+        </w:rPr>
         <w:t xml:space="preserve"> (1.5 MB)</w:t>
       </w:r>
       <w:r>
@@ -1684,60 +1774,90 @@
         </w:rPr>
         <w:t xml:space="preserve"> is the attitude that God has when God sees </w:t>
       </w:r>
-      <w:r>
-        <w:rPr>
-          <w:lang w:val="en_US" w:bidi="en_US"/>
-        </w:rPr>
-        <w:t>sin</w:t>
-      </w:r>
+      <w:hyperlink r:id="rId35">
+        <w:r>
+          <w:rPr>
+            <w:lang w:val="en_US" w:bidi="en_US"/>
+          </w:rPr>
+          <w:rPr>
+            <w:color w:val="0000EE"/>
+            <w:u w:val="single"/>
+          </w:rPr>
+          <w:t>sin</w:t>
+        </w:r>
+      </w:hyperlink>
       <w:r>
         <w:rPr>
           <w:lang w:val="en_US" w:bidi="en_US"/>
         </w:rPr>
         <w:t xml:space="preserve"> and </w:t>
       </w:r>
-      <w:r>
-        <w:rPr>
-          <w:lang w:val="en_US" w:bidi="en_US"/>
-        </w:rPr>
-        <w:t>evil</w:t>
-      </w:r>
+      <w:hyperlink r:id="rId36">
+        <w:r>
+          <w:rPr>
+            <w:lang w:val="en_US" w:bidi="en_US"/>
+          </w:rPr>
+          <w:rPr>
+            <w:color w:val="0000EE"/>
+            <w:u w:val="single"/>
+          </w:rPr>
+          <w:t>evil</w:t>
+        </w:r>
+      </w:hyperlink>
       <w:r>
         <w:rPr>
           <w:lang w:val="en_US" w:bidi="en_US"/>
         </w:rPr>
         <w:t xml:space="preserve">. Wrath is stronger than anger and involves punishing people for their sin. Because God is </w:t>
       </w:r>
-      <w:r>
-        <w:rPr>
-          <w:lang w:val="en_US" w:bidi="en_US"/>
-        </w:rPr>
-        <w:t>holy</w:t>
-      </w:r>
+      <w:hyperlink r:id="rId37">
+        <w:r>
+          <w:rPr>
+            <w:lang w:val="en_US" w:bidi="en_US"/>
+          </w:rPr>
+          <w:rPr>
+            <w:color w:val="0000EE"/>
+            <w:u w:val="single"/>
+          </w:rPr>
+          <w:t>holy</w:t>
+        </w:r>
+      </w:hyperlink>
       <w:r>
         <w:rPr>
           <w:lang w:val="en_US" w:bidi="en_US"/>
         </w:rPr>
         <w:t xml:space="preserve"> and just, God's wrath is not unreasonable or unfair, like humans can be when angry. God does not "have wrath," or become very angry, quickly. God knows exactly what people deserve because of the way people sin. Everyone deserves God's wrath for the sinful and evil things people have done. But God's wrath always has </w:t>
       </w:r>
-      <w:r>
-        <w:rPr>
-          <w:lang w:val="en_US" w:bidi="en_US"/>
-        </w:rPr>
-        <w:t>mercy</w:t>
-      </w:r>
+      <w:hyperlink r:id="rId38">
+        <w:r>
+          <w:rPr>
+            <w:lang w:val="en_US" w:bidi="en_US"/>
+          </w:rPr>
+          <w:rPr>
+            <w:color w:val="0000EE"/>
+            <w:u w:val="single"/>
+          </w:rPr>
+          <w:t>mercy</w:t>
+        </w:r>
+      </w:hyperlink>
       <w:r>
         <w:rPr>
           <w:lang w:val="en_US" w:bidi="en_US"/>
         </w:rPr>
         <w:t xml:space="preserve"> with it, especially when God deals with his chosen people. God does not want to angrily destroy people when people sin. The purpose of God's wrath is to show people that they have disobeyed God so that the people can turn back to God, and God will </w:t>
       </w:r>
-      <w:r>
-        <w:rPr>
-          <w:lang w:val="en_US" w:bidi="en_US"/>
-        </w:rPr>
-        <w:t>forgive</w:t>
-      </w:r>
+      <w:hyperlink r:id="rId39">
+        <w:r>
+          <w:rPr>
+            <w:lang w:val="en_US" w:bidi="en_US"/>
+          </w:rPr>
+          <w:rPr>
+            <w:color w:val="0000EE"/>
+            <w:u w:val="single"/>
+          </w:rPr>
+          <w:t>forgive</w:t>
+        </w:r>
+      </w:hyperlink>
       <w:r>
         <w:rPr>
           <w:lang w:val="en_US" w:bidi="en_US"/>
@@ -1802,7 +1922,7 @@
           <w:lang w:val="en_US" w:bidi="en_US"/>
         </w:rPr>
       </w:r>
-      <w:hyperlink r:id="rId21">
+      <w:hyperlink r:id="rId40">
         <w:r>
           <w:rPr>
             <w:lang w:val="en_US" w:bidi="en_US"/>
